--- a/R4_CustomerName_Location_ProjectTitle_OfferNo_Technical Offer_Revision.docx
+++ b/R4_CustomerName_Location_ProjectTitle_OfferNo_Technical Offer_Revision.docx
@@ -398,7 +398,7 @@
                               <w:rPr>
                                 <w:highlight w:val="yellow"/>
                               </w:rPr>
-                              <w:t>JK Tyre &amp; Industries Ltd</w:t>
+                              <w:t>Gates India Private Limited</w:t>
                             </w:r>
                           </w:p>
                           <w:p>
@@ -412,7 +412,7 @@
                                 <w:rFonts w:eastAsia="Times New Roman"/>
                                 <w:highlight w:val="yellow"/>
                               </w:rPr>
-                              <w:t xml:space="preserve">Hebbal Industrial Estate </w:t>
+                              <w:t xml:space="preserve">Lalru Industrial Area, </w:t>
                             </w:r>
                           </w:p>
                           <w:p>
@@ -420,26 +420,26 @@
                               <w:rPr>
                                 <w:highlight w:val="yellow"/>
                               </w:rPr>
-                              <w:t>Mysuru, Karnataka 570016</w:t>
+                              <w:t>Lalru, Punjab</w:t>
                             </w:r>
                           </w:p>
                           <w:p/>
                           <w:p>
                             <w:r>
-                              <w:t xml:space="preserve">Kind Attention: Mr. </w:t>
+                              <w:t xml:space="preserve">Kind Attention: </w:t>
                             </w:r>
                             <w:r>
                               <w:rPr>
                                 <w:highlight w:val="yellow"/>
                               </w:rPr>
-                              <w:t xml:space="preserve">Ashutosh </w:t>
+                              <w:t xml:space="preserve">[Customer Contact Name]</w:t>
                             </w:r>
                             <w:proofErr w:type="spellStart"/>
                             <w:r>
                               <w:rPr>
                                 <w:highlight w:val="yellow"/>
                               </w:rPr>
-                              <w:t>Padhiary</w:t>
+                              <w:t/>
                             </w:r>
                             <w:proofErr w:type="spellEnd"/>
                           </w:p>
@@ -494,7 +494,7 @@
                         <w:rPr>
                           <w:highlight w:val="yellow"/>
                         </w:rPr>
-                        <w:t>JK Tyre &amp; Industries Ltd</w:t>
+                        <w:t>Gates India Private Limited</w:t>
                       </w:r>
                     </w:p>
                     <w:p>
@@ -508,7 +508,7 @@
                           <w:rFonts w:eastAsia="Times New Roman"/>
                           <w:highlight w:val="yellow"/>
                         </w:rPr>
-                        <w:t xml:space="preserve">Hebbal Industrial Estate </w:t>
+                        <w:t xml:space="preserve">Lalru Industrial Area, </w:t>
                       </w:r>
                     </w:p>
                     <w:p>
@@ -516,19 +516,19 @@
                         <w:rPr>
                           <w:highlight w:val="yellow"/>
                         </w:rPr>
-                        <w:t>Mysuru, Karnataka 570016</w:t>
+                        <w:t>Lalru, Punjab</w:t>
                       </w:r>
                     </w:p>
                     <w:p/>
                     <w:p>
                       <w:r>
-                        <w:t xml:space="preserve">Kind Attention: Mr. </w:t>
+                        <w:t xml:space="preserve">Kind Attention: </w:t>
                       </w:r>
                       <w:r>
                         <w:rPr>
                           <w:highlight w:val="yellow"/>
                         </w:rPr>
-                        <w:t>Ashutosh Padhiary</w:t>
+                        <w:t>[Customer Contact Name]</w:t>
                       </w:r>
                     </w:p>
                     <w:p>
@@ -1013,7 +1013,7 @@
                                 <w:sz w:val="40"/>
                                 <w:szCs w:val="40"/>
                               </w:rPr>
-                              <w:t>XXX</w:t>
+                              <w:t>[Offer No. – to be assigned by SCIL]</w:t>
                             </w:r>
                             <w:r>
                               <w:rPr>
@@ -1089,7 +1089,7 @@
                                 <w:sz w:val="40"/>
                                 <w:szCs w:val="40"/>
                               </w:rPr>
-                              <w:t>XXX</w:t>
+                              <w:t>Gates India Private Limited</w:t>
                             </w:r>
                             <w:r>
                               <w:rPr>
@@ -1145,7 +1145,7 @@
                                 <w:sz w:val="40"/>
                                 <w:szCs w:val="40"/>
                               </w:rPr>
-                              <w:t>XXX</w:t>
+                              <w:t>Gates India Private Limited</w:t>
                             </w:r>
                           </w:p>
                           <w:p>
@@ -1211,7 +1211,7 @@
                                 <w:sz w:val="40"/>
                                 <w:szCs w:val="40"/>
                               </w:rPr>
-                              <w:t>XXX</w:t>
+                              <w:t>Manufacturing Execution System (MES) Implementation – RMS to Mixer Traceability</w:t>
                             </w:r>
                           </w:p>
                         </w:txbxContent>
@@ -1273,7 +1273,7 @@
                           <w:sz w:val="40"/>
                           <w:szCs w:val="40"/>
                         </w:rPr>
-                        <w:t>XXX</w:t>
+                        <w:t>[Offer No. – to be assigned by SCIL]</w:t>
                       </w:r>
                       <w:r>
                         <w:rPr>
@@ -1349,7 +1349,7 @@
                           <w:sz w:val="40"/>
                           <w:szCs w:val="40"/>
                         </w:rPr>
-                        <w:t>XXX</w:t>
+                        <w:t>Gates India Private Limited</w:t>
                       </w:r>
                       <w:r>
                         <w:rPr>
@@ -1405,7 +1405,7 @@
                           <w:sz w:val="40"/>
                           <w:szCs w:val="40"/>
                         </w:rPr>
-                        <w:t>XXX</w:t>
+                        <w:t>Gates India Private Limited</w:t>
                       </w:r>
                     </w:p>
                     <w:p>
@@ -1471,7 +1471,7 @@
                           <w:sz w:val="40"/>
                           <w:szCs w:val="40"/>
                         </w:rPr>
-                        <w:t>XXX</w:t>
+                        <w:t>Manufacturing Execution System (MES) Implementation – RMS to Mixer Traceability</w:t>
                       </w:r>
                     </w:p>
                   </w:txbxContent>
@@ -5353,7 +5353,7 @@
                 <w:szCs w:val="22"/>
                 <w:highlight w:val="yellow"/>
               </w:rPr>
-              <w:t>XXX</w:t>
+              <w:t>Gates India Private Limited</w:t>
             </w:r>
           </w:p>
         </w:tc>
@@ -5415,7 +5415,7 @@
                 <w:szCs w:val="22"/>
                 <w:highlight w:val="yellow"/>
               </w:rPr>
-              <w:t>XXX</w:t>
+              <w:t>Gates India Private Limited</w:t>
             </w:r>
           </w:p>
         </w:tc>
@@ -6559,7 +6559,20 @@
       <w:bookmarkEnd w:id="5"/>
       <w:bookmarkEnd w:id="6"/>
     </w:p>
-    <w:p/>
+    <w:p>
+      <w:r>
+        <w:rPr>
+          <w:b/>
+        </w:rPr>
+        <w:t>Revision 0</w:t>
+      </w:r>
+      <w:r>
+        <w:br/>
+      </w:r>
+      <w:r>
+        <w:t>Initial issue, based on the plant study, machine understanding and MES requirement discussions with the Gates India, Lalru plant team.</w:t>
+      </w:r>
+    </w:p>
     <w:p>
       <w:pPr>
         <w:pStyle w:val="Heading2"/>
@@ -6572,7 +6585,14 @@
       <w:bookmarkEnd w:id="7"/>
       <w:bookmarkEnd w:id="8"/>
     </w:p>
-    <w:p/>
+    <w:p>
+      <w:r>
+        <w:rPr>
+          <w:b w:val="0"/>
+        </w:rPr>
+        <w:t>This Manufacturing Execution System (MES) implementation for Gates India's Lalru plant establishes raw-material-to-mixer traceability across the mixing line. The solution covers RMS Booking, RMS Issue, Carbon Silica &amp; Other feeders, Oil feeders, Auto Chemical dosing, Bale Cutter, Mixer Feeding and Mixer Batch-off stations, providing poka-yoke material validation, FIFO/ageing control, QR-code based lot traceability, and integration with the plant's existing ERP, SCADA and PLC systems. Delivery is planned in a phased manner, with Phase 1 covering RMS-to-Mixer traceability for mixing-line materials.</w:t>
+      </w:r>
+    </w:p>
     <w:p>
       <w:pPr>
         <w:pStyle w:val="Heading2"/>
@@ -6588,7 +6608,14 @@
         <w:t xml:space="preserve"> </w:t>
       </w:r>
     </w:p>
-    <w:p/>
+    <w:p>
+      <w:r>
+        <w:rPr>
+          <w:b w:val="0"/>
+        </w:rPr>
+        <w:t>Gates India Private Limited – Lalru Plant, Lalru, Punjab, India.</w:t>
+      </w:r>
+    </w:p>
     <w:p>
       <w:pPr>
         <w:pStyle w:val="Heading2"/>
@@ -6602,6 +6629,437 @@
       <w:bookmarkEnd w:id="12"/>
     </w:p>
     <w:p/>
+    <w:tbl>
+      <w:tblPr>
+        <w:tblStyle w:val="SCILCorporateTable10"/>
+        <w:tblW w:type="auto" w:w="0"/>
+        <w:tblLook w:firstColumn="1" w:firstRow="1" w:lastColumn="0" w:lastRow="0" w:noHBand="0" w:noVBand="1" w:val="04A0"/>
+      </w:tblPr>
+      <w:tblGrid>
+        <w:gridCol w:w="2340"/>
+        <w:gridCol w:w="2340"/>
+        <w:gridCol w:w="2340"/>
+        <w:gridCol w:w="2340"/>
+      </w:tblGrid>
+      <w:tr>
+        <w:tc>
+          <w:tcPr>
+            <w:tcW w:type="dxa" w:w="2340"/>
+          </w:tcPr>
+          <w:p>
+            <w:r>
+              <w:t>Serial No</w:t>
+            </w:r>
+          </w:p>
+        </w:tc>
+        <w:tc>
+          <w:tcPr>
+            <w:tcW w:type="dxa" w:w="2340"/>
+          </w:tcPr>
+          <w:p>
+            <w:r>
+              <w:t>Area</w:t>
+            </w:r>
+          </w:p>
+        </w:tc>
+        <w:tc>
+          <w:tcPr>
+            <w:tcW w:type="dxa" w:w="2340"/>
+          </w:tcPr>
+          <w:p>
+            <w:r>
+              <w:t>No of Machines</w:t>
+            </w:r>
+          </w:p>
+        </w:tc>
+        <w:tc>
+          <w:tcPr>
+            <w:tcW w:type="dxa" w:w="2340"/>
+          </w:tcPr>
+          <w:p>
+            <w:r>
+              <w:t>Description</w:t>
+            </w:r>
+          </w:p>
+        </w:tc>
+      </w:tr>
+      <w:tr>
+        <w:tc>
+          <w:tcPr>
+            <w:tcW w:type="dxa" w:w="2340"/>
+          </w:tcPr>
+          <w:p>
+            <w:r>
+              <w:t>1</w:t>
+            </w:r>
+          </w:p>
+        </w:tc>
+        <w:tc>
+          <w:tcPr>
+            <w:tcW w:type="dxa" w:w="2340"/>
+          </w:tcPr>
+          <w:p>
+            <w:r>
+              <w:t>RMS Booking</w:t>
+            </w:r>
+          </w:p>
+        </w:tc>
+        <w:tc>
+          <w:tcPr>
+            <w:tcW w:type="dxa" w:w="2340"/>
+          </w:tcPr>
+          <w:p>
+            <w:r>
+              <w:t>1</w:t>
+            </w:r>
+          </w:p>
+        </w:tc>
+        <w:tc>
+          <w:tcPr>
+            <w:tcW w:type="dxa" w:w="2340"/>
+          </w:tcPr>
+          <w:p>
+            <w:r>
+              <w:t>Raw material storage, receipt, and placement in the storage area.</w:t>
+            </w:r>
+          </w:p>
+        </w:tc>
+      </w:tr>
+      <w:tr>
+        <w:tc>
+          <w:tcPr>
+            <w:tcW w:type="dxa" w:w="2340"/>
+          </w:tcPr>
+          <w:p>
+            <w:r>
+              <w:t>2</w:t>
+            </w:r>
+          </w:p>
+        </w:tc>
+        <w:tc>
+          <w:tcPr>
+            <w:tcW w:type="dxa" w:w="2340"/>
+          </w:tcPr>
+          <w:p>
+            <w:r>
+              <w:t>RMS Issue</w:t>
+            </w:r>
+          </w:p>
+        </w:tc>
+        <w:tc>
+          <w:tcPr>
+            <w:tcW w:type="dxa" w:w="2340"/>
+          </w:tcPr>
+          <w:p>
+            <w:r>
+              <w:t>2</w:t>
+            </w:r>
+          </w:p>
+        </w:tc>
+        <w:tc>
+          <w:tcPr>
+            <w:tcW w:type="dxa" w:w="2340"/>
+          </w:tcPr>
+          <w:p>
+            <w:r>
+              <w:t>Issue material to shop floor from raw material storage.</w:t>
+            </w:r>
+          </w:p>
+        </w:tc>
+      </w:tr>
+      <w:tr>
+        <w:tc>
+          <w:tcPr>
+            <w:tcW w:type="dxa" w:w="2340"/>
+          </w:tcPr>
+          <w:p>
+            <w:r>
+              <w:t>3</w:t>
+            </w:r>
+          </w:p>
+        </w:tc>
+        <w:tc>
+          <w:tcPr>
+            <w:tcW w:type="dxa" w:w="2340"/>
+          </w:tcPr>
+          <w:p>
+            <w:r>
+              <w:t>Carbon Silica &amp; Other</w:t>
+            </w:r>
+          </w:p>
+        </w:tc>
+        <w:tc>
+          <w:tcPr>
+            <w:tcW w:type="dxa" w:w="2340"/>
+          </w:tcPr>
+          <w:p>
+            <w:r>
+              <w:t>12</w:t>
+            </w:r>
+          </w:p>
+        </w:tc>
+        <w:tc>
+          <w:tcPr>
+            <w:tcW w:type="dxa" w:w="2340"/>
+          </w:tcPr>
+          <w:p>
+            <w:r>
+              <w:t>12 feeders feed material.</w:t>
+            </w:r>
+          </w:p>
+        </w:tc>
+      </w:tr>
+      <w:tr>
+        <w:tc>
+          <w:tcPr>
+            <w:tcW w:type="dxa" w:w="2340"/>
+          </w:tcPr>
+          <w:p>
+            <w:r>
+              <w:t>4</w:t>
+            </w:r>
+          </w:p>
+        </w:tc>
+        <w:tc>
+          <w:tcPr>
+            <w:tcW w:type="dxa" w:w="2340"/>
+          </w:tcPr>
+          <w:p>
+            <w:r>
+              <w:t>Oil</w:t>
+            </w:r>
+          </w:p>
+        </w:tc>
+        <w:tc>
+          <w:tcPr>
+            <w:tcW w:type="dxa" w:w="2340"/>
+          </w:tcPr>
+          <w:p>
+            <w:r>
+              <w:t>10</w:t>
+            </w:r>
+          </w:p>
+        </w:tc>
+        <w:tc>
+          <w:tcPr>
+            <w:tcW w:type="dxa" w:w="2340"/>
+          </w:tcPr>
+          <w:p>
+            <w:r>
+              <w:t>Oil stations for specific materials.</w:t>
+            </w:r>
+          </w:p>
+        </w:tc>
+      </w:tr>
+      <w:tr>
+        <w:tc>
+          <w:tcPr>
+            <w:tcW w:type="dxa" w:w="2340"/>
+          </w:tcPr>
+          <w:p>
+            <w:r>
+              <w:t>5</w:t>
+            </w:r>
+          </w:p>
+        </w:tc>
+        <w:tc>
+          <w:tcPr>
+            <w:tcW w:type="dxa" w:w="2340"/>
+          </w:tcPr>
+          <w:p>
+            <w:r>
+              <w:t>Auto Chemical</w:t>
+            </w:r>
+          </w:p>
+        </w:tc>
+        <w:tc>
+          <w:tcPr>
+            <w:tcW w:type="dxa" w:w="2340"/>
+          </w:tcPr>
+          <w:p>
+            <w:r>
+              <w:t>2</w:t>
+            </w:r>
+          </w:p>
+        </w:tc>
+        <w:tc>
+          <w:tcPr>
+            <w:tcW w:type="dxa" w:w="2340"/>
+          </w:tcPr>
+          <w:p>
+            <w:r>
+              <w:t>Approx. 50 bins for feeding in each small chemicals.</w:t>
+            </w:r>
+          </w:p>
+        </w:tc>
+      </w:tr>
+      <w:tr>
+        <w:tc>
+          <w:tcPr>
+            <w:tcW w:type="dxa" w:w="2340"/>
+          </w:tcPr>
+          <w:p>
+            <w:r>
+              <w:t>6</w:t>
+            </w:r>
+          </w:p>
+        </w:tc>
+        <w:tc>
+          <w:tcPr>
+            <w:tcW w:type="dxa" w:w="2340"/>
+          </w:tcPr>
+          <w:p>
+            <w:r>
+              <w:t>Bale Cutter</w:t>
+            </w:r>
+          </w:p>
+        </w:tc>
+        <w:tc>
+          <w:tcPr>
+            <w:tcW w:type="dxa" w:w="2340"/>
+          </w:tcPr>
+          <w:p>
+            <w:r>
+              <w:t>2</w:t>
+            </w:r>
+          </w:p>
+        </w:tc>
+        <w:tc>
+          <w:tcPr>
+            <w:tcW w:type="dxa" w:w="2340"/>
+          </w:tcPr>
+          <w:p>
+            <w:r>
+              <w:t>Cutting polymer into separate lots.</w:t>
+            </w:r>
+          </w:p>
+        </w:tc>
+      </w:tr>
+      <w:tr>
+        <w:tc>
+          <w:tcPr>
+            <w:tcW w:type="dxa" w:w="2340"/>
+          </w:tcPr>
+          <w:p>
+            <w:r>
+              <w:t>7</w:t>
+            </w:r>
+          </w:p>
+        </w:tc>
+        <w:tc>
+          <w:tcPr>
+            <w:tcW w:type="dxa" w:w="2340"/>
+          </w:tcPr>
+          <w:p>
+            <w:r>
+              <w:t>Mixer Feeding</w:t>
+            </w:r>
+          </w:p>
+        </w:tc>
+        <w:tc>
+          <w:tcPr>
+            <w:tcW w:type="dxa" w:w="2340"/>
+          </w:tcPr>
+          <w:p>
+            <w:r>
+              <w:t>2</w:t>
+            </w:r>
+          </w:p>
+        </w:tc>
+        <w:tc>
+          <w:tcPr>
+            <w:tcW w:type="dxa" w:w="2340"/>
+          </w:tcPr>
+          <w:p>
+            <w:r>
+              <w:t>Operator feeds polymer/compound based on recipe.</w:t>
+            </w:r>
+          </w:p>
+        </w:tc>
+      </w:tr>
+      <w:tr>
+        <w:tc>
+          <w:tcPr>
+            <w:tcW w:type="dxa" w:w="2340"/>
+          </w:tcPr>
+          <w:p>
+            <w:r>
+              <w:t>8</w:t>
+            </w:r>
+          </w:p>
+        </w:tc>
+        <w:tc>
+          <w:tcPr>
+            <w:tcW w:type="dxa" w:w="2340"/>
+          </w:tcPr>
+          <w:p>
+            <w:r>
+              <w:t>Mixer Batchoff</w:t>
+            </w:r>
+          </w:p>
+        </w:tc>
+        <w:tc>
+          <w:tcPr>
+            <w:tcW w:type="dxa" w:w="2340"/>
+          </w:tcPr>
+          <w:p>
+            <w:r>
+              <w:t>2</w:t>
+            </w:r>
+          </w:p>
+        </w:tc>
+        <w:tc>
+          <w:tcPr>
+            <w:tcW w:type="dxa" w:w="2340"/>
+          </w:tcPr>
+          <w:p>
+            <w:r>
+              <w:t>Load batch output onto skid.</w:t>
+            </w:r>
+          </w:p>
+        </w:tc>
+      </w:tr>
+      <w:tr>
+        <w:tc>
+          <w:tcPr>
+            <w:tcW w:type="dxa" w:w="2340"/>
+          </w:tcPr>
+          <w:p>
+            <w:r>
+              <w:t>Total</w:t>
+            </w:r>
+          </w:p>
+        </w:tc>
+        <w:tc>
+          <w:tcPr>
+            <w:tcW w:type="dxa" w:w="2340"/>
+          </w:tcPr>
+          <w:p>
+            <w:r>
+              <w:t>8 Areas</w:t>
+            </w:r>
+          </w:p>
+        </w:tc>
+        <w:tc>
+          <w:tcPr>
+            <w:tcW w:type="dxa" w:w="2340"/>
+          </w:tcPr>
+          <w:p>
+            <w:r>
+              <w:t>33</w:t>
+            </w:r>
+          </w:p>
+        </w:tc>
+        <w:tc>
+          <w:tcPr>
+            <w:tcW w:type="dxa" w:w="2340"/>
+          </w:tcPr>
+          <w:p>
+            <w:r/>
+          </w:p>
+        </w:tc>
+      </w:tr>
+    </w:tbl>
     <w:p>
       <w:pPr>
         <w:pStyle w:val="Heading1"/>
@@ -6630,7 +7088,152 @@
       <w:bookmarkEnd w:id="15"/>
       <w:bookmarkEnd w:id="16"/>
     </w:p>
-    <w:p/>
+    <w:p>
+      <w:r>
+        <w:rPr>
+          <w:b w:val="0"/>
+        </w:rPr>
+        <w:t>Smart Controls proposes its Smart MES platform for this implementation. Smart MES is a single, tailored Manufacturing Operations Management (MOM) solution built on Industrie 4.0 principles, providing plant-level planning, execution, control, monitoring and dashboards, along with light-weight WMS, LIMS integration, APS integration and CMMS capabilities alongside the core MES.</w:t>
+      </w:r>
+    </w:p>
+    <w:p>
+      <w:pPr>
+        <w:pStyle w:val="ListParagraph"/>
+        <w:numPr>
+          <w:ilvl w:val="0"/>
+          <w:numId w:val="39"/>
+        </w:numPr>
+        <w:spacing w:after="160" w:line="259" w:lineRule="auto"/>
+        <w:rPr>
+          <w:rFonts w:cstheme="minorHAnsi"/>
+        </w:rPr>
+      </w:pPr>
+      <w:r>
+        <w:rPr>
+          <w:b/>
+        </w:rPr>
+        <w:t xml:space="preserve">Architecture — MOM Server layer: </w:t>
+      </w:r>
+      <w:r>
+        <w:t>Smart MES application with MES Database and MES Data Warehouse, delivering Smart Reports and KPI dashboards.</w:t>
+      </w:r>
+    </w:p>
+    <w:p>
+      <w:pPr>
+        <w:pStyle w:val="ListParagraph"/>
+        <w:numPr>
+          <w:ilvl w:val="0"/>
+          <w:numId w:val="39"/>
+        </w:numPr>
+        <w:spacing w:after="160" w:line="259" w:lineRule="auto"/>
+        <w:rPr>
+          <w:rFonts w:cstheme="minorHAnsi"/>
+        </w:rPr>
+      </w:pPr>
+      <w:r>
+        <w:rPr>
+          <w:b/>
+        </w:rPr>
+        <w:t xml:space="preserve">Architecture — IT/OT Integration layer: </w:t>
+      </w:r>
+      <w:r>
+        <w:t>Smart Integrator communicating through an OPC Server for real-time, isolated data exchange between MES and shop-floor systems.</w:t>
+      </w:r>
+    </w:p>
+    <w:p>
+      <w:pPr>
+        <w:pStyle w:val="ListParagraph"/>
+        <w:numPr>
+          <w:ilvl w:val="0"/>
+          <w:numId w:val="39"/>
+        </w:numPr>
+        <w:spacing w:after="160" w:line="259" w:lineRule="auto"/>
+        <w:rPr>
+          <w:rFonts w:cstheme="minorHAnsi"/>
+        </w:rPr>
+      </w:pPr>
+      <w:r>
+        <w:rPr>
+          <w:b/>
+        </w:rPr>
+        <w:t xml:space="preserve">Architecture — Shop floor / Machines layer: </w:t>
+      </w:r>
+      <w:r>
+        <w:t>Machines with OEM SCADA (SCADA + PLC) and machines without OEM SCADA (PLC only), connected to MOM Clients (PC/IPC, PDA/Scanner, Printer) and to third-party applications such as ERP, AGV and ASRS.</w:t>
+      </w:r>
+    </w:p>
+    <w:p>
+      <w:r>
+        <w:rPr>
+          <w:b/>
+        </w:rPr>
+        <w:t>Technology Stack:</w:t>
+      </w:r>
+    </w:p>
+    <w:p>
+      <w:pPr>
+        <w:pStyle w:val="ListParagraph"/>
+        <w:numPr>
+          <w:ilvl w:val="0"/>
+          <w:numId w:val="39"/>
+        </w:numPr>
+        <w:spacing w:after="160" w:line="259" w:lineRule="auto"/>
+        <w:rPr>
+          <w:rFonts w:cstheme="minorHAnsi"/>
+        </w:rPr>
+      </w:pPr>
+      <w:r>
+        <w:t>React JS (front end – user interface &amp; design).</w:t>
+      </w:r>
+    </w:p>
+    <w:p>
+      <w:pPr>
+        <w:pStyle w:val="ListParagraph"/>
+        <w:numPr>
+          <w:ilvl w:val="0"/>
+          <w:numId w:val="39"/>
+        </w:numPr>
+        <w:spacing w:after="160" w:line="259" w:lineRule="auto"/>
+        <w:rPr>
+          <w:rFonts w:cstheme="minorHAnsi"/>
+        </w:rPr>
+      </w:pPr>
+      <w:r>
+        <w:t>.NET Core (back end – business logic &amp; processing).</w:t>
+      </w:r>
+    </w:p>
+    <w:p>
+      <w:pPr>
+        <w:pStyle w:val="ListParagraph"/>
+        <w:numPr>
+          <w:ilvl w:val="0"/>
+          <w:numId w:val="39"/>
+        </w:numPr>
+        <w:spacing w:after="160" w:line="259" w:lineRule="auto"/>
+        <w:rPr>
+          <w:rFonts w:cstheme="minorHAnsi"/>
+        </w:rPr>
+      </w:pPr>
+      <w:r>
+        <w:t>MSSQL Server / PostgreSQL (database).</w:t>
+      </w:r>
+    </w:p>
+    <w:p>
+      <w:pPr>
+        <w:pStyle w:val="ListParagraph"/>
+        <w:numPr>
+          <w:ilvl w:val="0"/>
+          <w:numId w:val="39"/>
+        </w:numPr>
+        <w:spacing w:after="160" w:line="259" w:lineRule="auto"/>
+        <w:rPr>
+          <w:rFonts w:cstheme="minorHAnsi"/>
+        </w:rPr>
+      </w:pPr>
+      <w:r>
+        <w:t>React Native (mobile application).</w:t>
+      </w:r>
+    </w:p>
     <w:p>
       <w:pPr>
         <w:pStyle w:val="Heading2"/>
@@ -6646,7 +7249,176 @@
         <w:t xml:space="preserve"> </w:t>
       </w:r>
     </w:p>
-    <w:p/>
+    <w:p>
+      <w:r>
+        <w:rPr>
+          <w:b w:val="0"/>
+        </w:rPr>
+        <w:t>The MES exchanges data with the plant's ERP and shop-floor Automation (SCADA/PLC) systems as follows:</w:t>
+      </w:r>
+    </w:p>
+    <w:p>
+      <w:pPr>
+        <w:pStyle w:val="ListParagraph"/>
+        <w:numPr>
+          <w:ilvl w:val="0"/>
+          <w:numId w:val="39"/>
+        </w:numPr>
+        <w:spacing w:after="160" w:line="259" w:lineRule="auto"/>
+        <w:rPr>
+          <w:rFonts w:cstheme="minorHAnsi"/>
+        </w:rPr>
+      </w:pPr>
+      <w:r>
+        <w:rPr>
+          <w:b/>
+        </w:rPr>
+        <w:t xml:space="preserve">ERP → MES: </w:t>
+      </w:r>
+      <w:r>
+        <w:t>Material master, Stock/Inventory (GRN), Production Order, Dispatch Order.</w:t>
+      </w:r>
+    </w:p>
+    <w:p>
+      <w:pPr>
+        <w:pStyle w:val="ListParagraph"/>
+        <w:numPr>
+          <w:ilvl w:val="0"/>
+          <w:numId w:val="39"/>
+        </w:numPr>
+        <w:spacing w:after="160" w:line="259" w:lineRule="auto"/>
+        <w:rPr>
+          <w:rFonts w:cstheme="minorHAnsi"/>
+        </w:rPr>
+      </w:pPr>
+      <w:r>
+        <w:rPr>
+          <w:b/>
+        </w:rPr>
+        <w:t xml:space="preserve">MES → ERP: </w:t>
+      </w:r>
+      <w:r>
+        <w:t>Production confirmation, Quality confirmation, Inventory update.</w:t>
+      </w:r>
+    </w:p>
+    <w:p>
+      <w:pPr>
+        <w:pStyle w:val="ListParagraph"/>
+        <w:numPr>
+          <w:ilvl w:val="0"/>
+          <w:numId w:val="39"/>
+        </w:numPr>
+        <w:spacing w:after="160" w:line="259" w:lineRule="auto"/>
+        <w:rPr>
+          <w:rFonts w:cstheme="minorHAnsi"/>
+        </w:rPr>
+      </w:pPr>
+      <w:r>
+        <w:rPr>
+          <w:b/>
+        </w:rPr>
+        <w:t xml:space="preserve">Automation (SCADA/PLC) → MES: </w:t>
+      </w:r>
+      <w:r>
+        <w:t>Production confirmation, Material consumption, checklist parameters, tool information.</w:t>
+      </w:r>
+    </w:p>
+    <w:p>
+      <w:pPr>
+        <w:pStyle w:val="ListParagraph"/>
+        <w:numPr>
+          <w:ilvl w:val="0"/>
+          <w:numId w:val="39"/>
+        </w:numPr>
+        <w:spacing w:after="160" w:line="259" w:lineRule="auto"/>
+        <w:rPr>
+          <w:rFonts w:cstheme="minorHAnsi"/>
+        </w:rPr>
+      </w:pPr>
+      <w:r>
+        <w:rPr>
+          <w:b/>
+        </w:rPr>
+        <w:t xml:space="preserve">MES → Automation (SCADA/PLC): </w:t>
+      </w:r>
+      <w:r>
+        <w:t>Work order, Recipe ID.</w:t>
+      </w:r>
+    </w:p>
+    <w:p>
+      <w:pPr>
+        <w:pStyle w:val="ListParagraph"/>
+        <w:numPr>
+          <w:ilvl w:val="0"/>
+          <w:numId w:val="39"/>
+        </w:numPr>
+        <w:spacing w:after="160" w:line="259" w:lineRule="auto"/>
+        <w:rPr>
+          <w:rFonts w:cstheme="minorHAnsi"/>
+        </w:rPr>
+      </w:pPr>
+      <w:r>
+        <w:rPr>
+          <w:b/>
+        </w:rPr>
+        <w:t xml:space="preserve">MES → Automation (Historian): </w:t>
+      </w:r>
+      <w:r>
+        <w:t>Record process parameters.</w:t>
+      </w:r>
+    </w:p>
+    <w:p>
+      <w:pPr>
+        <w:pStyle w:val="ListParagraph"/>
+        <w:numPr>
+          <w:ilvl w:val="0"/>
+          <w:numId w:val="39"/>
+        </w:numPr>
+        <w:spacing w:after="160" w:line="259" w:lineRule="auto"/>
+        <w:rPr>
+          <w:rFonts w:cstheme="minorHAnsi"/>
+        </w:rPr>
+      </w:pPr>
+      <w:r>
+        <w:rPr>
+          <w:b/>
+        </w:rPr>
+        <w:t xml:space="preserve">MES → MES Data Warehouse: </w:t>
+      </w:r>
+      <w:r>
+        <w:t>KPI reports &amp; dashboards.</w:t>
+      </w:r>
+    </w:p>
+    <w:p>
+      <w:pPr>
+        <w:pStyle w:val="ListParagraph"/>
+        <w:numPr>
+          <w:ilvl w:val="0"/>
+          <w:numId w:val="39"/>
+        </w:numPr>
+        <w:spacing w:after="160" w:line="259" w:lineRule="auto"/>
+        <w:rPr>
+          <w:rFonts w:cstheme="minorHAnsi"/>
+        </w:rPr>
+      </w:pPr>
+      <w:r>
+        <w:rPr>
+          <w:b/>
+        </w:rPr>
+        <w:t xml:space="preserve">Core MES modules: </w:t>
+      </w:r>
+      <w:r>
+        <w:t>Master Data Management, Production Management, BOM, NCMR Management, Alert &amp; Notification, Genealogy, Inventory Management and Material Movement Management.</w:t>
+      </w:r>
+    </w:p>
+    <w:p>
+      <w:r>
+        <w:rPr>
+          <w:b w:val="0"/>
+        </w:rPr>
+        <w:t>IT–OT network isolation will be maintained, with the MES server communicating to shop-floor PLC/SCADA through the Smart Integrator / OPC Server layer.</w:t>
+      </w:r>
+    </w:p>
     <w:p>
       <w:pPr>
         <w:pStyle w:val="Heading1"/>
@@ -6673,7 +7445,138 @@
       <w:bookmarkEnd w:id="21"/>
       <w:bookmarkEnd w:id="22"/>
     </w:p>
-    <w:p/>
+    <w:p>
+      <w:pPr>
+        <w:pStyle w:val="ListParagraph"/>
+        <w:numPr>
+          <w:ilvl w:val="0"/>
+          <w:numId w:val="39"/>
+        </w:numPr>
+        <w:spacing w:after="160" w:line="259" w:lineRule="auto"/>
+        <w:rPr>
+          <w:rFonts w:cstheme="minorHAnsi"/>
+        </w:rPr>
+      </w:pPr>
+      <w:r>
+        <w:rPr>
+          <w:b/>
+        </w:rPr>
+        <w:t xml:space="preserve">Master Data Management: </w:t>
+      </w:r>
+      <w:r>
+        <w:t>Item management, BOM management, User management, Equipment management.</w:t>
+      </w:r>
+    </w:p>
+    <w:p>
+      <w:pPr>
+        <w:pStyle w:val="ListParagraph"/>
+        <w:numPr>
+          <w:ilvl w:val="0"/>
+          <w:numId w:val="39"/>
+        </w:numPr>
+        <w:spacing w:after="160" w:line="259" w:lineRule="auto"/>
+        <w:rPr>
+          <w:rFonts w:cstheme="minorHAnsi"/>
+        </w:rPr>
+      </w:pPr>
+      <w:r>
+        <w:rPr>
+          <w:b/>
+        </w:rPr>
+        <w:t xml:space="preserve">Work Order Execution: </w:t>
+      </w:r>
+      <w:r>
+        <w:t>Tag printing, MHE mapping, Production &amp; consumption tracking.</w:t>
+      </w:r>
+    </w:p>
+    <w:p>
+      <w:pPr>
+        <w:pStyle w:val="ListParagraph"/>
+        <w:numPr>
+          <w:ilvl w:val="0"/>
+          <w:numId w:val="39"/>
+        </w:numPr>
+        <w:spacing w:after="160" w:line="259" w:lineRule="auto"/>
+        <w:rPr>
+          <w:rFonts w:cstheme="minorHAnsi"/>
+        </w:rPr>
+      </w:pPr>
+      <w:r>
+        <w:rPr>
+          <w:b/>
+        </w:rPr>
+        <w:t xml:space="preserve">System Integrations: </w:t>
+      </w:r>
+      <w:r>
+        <w:t>Oracle ERP, SCADA/PLC.</w:t>
+      </w:r>
+    </w:p>
+    <w:p>
+      <w:pPr>
+        <w:pStyle w:val="ListParagraph"/>
+        <w:numPr>
+          <w:ilvl w:val="0"/>
+          <w:numId w:val="39"/>
+        </w:numPr>
+        <w:spacing w:after="160" w:line="259" w:lineRule="auto"/>
+        <w:rPr>
+          <w:rFonts w:cstheme="minorHAnsi"/>
+        </w:rPr>
+      </w:pPr>
+      <w:r>
+        <w:rPr>
+          <w:b/>
+        </w:rPr>
+        <w:t xml:space="preserve">Quality Control: </w:t>
+      </w:r>
+      <w:r>
+        <w:t>Error-proofing &amp; material validation, Material ageing and FIFO control.</w:t>
+      </w:r>
+    </w:p>
+    <w:p>
+      <w:pPr>
+        <w:pStyle w:val="ListParagraph"/>
+        <w:numPr>
+          <w:ilvl w:val="0"/>
+          <w:numId w:val="39"/>
+        </w:numPr>
+        <w:spacing w:after="160" w:line="259" w:lineRule="auto"/>
+        <w:rPr>
+          <w:rFonts w:cstheme="minorHAnsi"/>
+        </w:rPr>
+      </w:pPr>
+      <w:r>
+        <w:rPr>
+          <w:b/>
+        </w:rPr>
+        <w:t xml:space="preserve">Warehouse: </w:t>
+      </w:r>
+      <w:r>
+        <w:t>RM Booking, RM Issue.</w:t>
+      </w:r>
+    </w:p>
+    <w:p>
+      <w:pPr>
+        <w:pStyle w:val="ListParagraph"/>
+        <w:numPr>
+          <w:ilvl w:val="0"/>
+          <w:numId w:val="39"/>
+        </w:numPr>
+        <w:spacing w:after="160" w:line="259" w:lineRule="auto"/>
+        <w:rPr>
+          <w:rFonts w:cstheme="minorHAnsi"/>
+        </w:rPr>
+      </w:pPr>
+      <w:r>
+        <w:rPr>
+          <w:b/>
+        </w:rPr>
+        <w:t xml:space="preserve">Reports: </w:t>
+      </w:r>
+      <w:r>
+        <w:t>Production/consumption report, Traceability report.</w:t>
+      </w:r>
+    </w:p>
     <w:p>
       <w:pPr>
         <w:pStyle w:val="Heading2"/>
@@ -6686,7 +7589,214 @@
       <w:bookmarkEnd w:id="23"/>
       <w:bookmarkEnd w:id="24"/>
     </w:p>
-    <w:p/>
+    <w:p>
+      <w:r>
+        <w:rPr>
+          <w:b/>
+        </w:rPr>
+        <w:t>RMS: Booking &amp; Issue</w:t>
+      </w:r>
+    </w:p>
+    <w:p>
+      <w:r>
+        <w:rPr>
+          <w:b w:val="0"/>
+        </w:rPr>
+        <w:t>Deployment &amp; Configuration: The MES module will be deployed to manage RMS booking and issue operations, ensuring seamless setup, configuration and traceability.</w:t>
+      </w:r>
+    </w:p>
+    <w:p>
+      <w:r>
+        <w:rPr>
+          <w:b w:val="0"/>
+        </w:rPr>
+        <w:t>Functional Scope – Booking: MMR booked in the Oracle ERP system; MES fetches data from ERP and splits material quantity into lots; QR code and sticker printed for each lot; materials placed in dedicated locations by type; inventory visible by location, material, ageing and vendor.</w:t>
+      </w:r>
+    </w:p>
+    <w:p>
+      <w:r>
+        <w:rPr>
+          <w:b w:val="0"/>
+        </w:rPr>
+        <w:t>Functional Scope – Issue: Issue slip generated based on production requirement; user issues material against the issue slip using MES; system validates material, quantity, ageing and FIFO.</w:t>
+      </w:r>
+    </w:p>
+    <w:p>
+      <w:r>
+        <w:rPr>
+          <w:b w:val="0"/>
+        </w:rPr>
+        <w:t>ERP Integration: Any required changes or modifications at the ERP level will be under Customer scope.</w:t>
+      </w:r>
+    </w:p>
+    <w:p>
+      <w:r>
+        <w:rPr>
+          <w:b/>
+        </w:rPr>
+        <w:t>Carbon, Silica &amp; Other (12 feeders)</w:t>
+      </w:r>
+    </w:p>
+    <w:p>
+      <w:r>
+        <w:rPr>
+          <w:b w:val="0"/>
+        </w:rPr>
+        <w:t>Deployment &amp; Configuration: The MES module will be deployed and configured at all 12 feeders handling Carbon, Silica and other materials to monitor feeding operations, enforce validations and ensure traceability.</w:t>
+      </w:r>
+    </w:p>
+    <w:p>
+      <w:r>
+        <w:rPr>
+          <w:b w:val="0"/>
+        </w:rPr>
+        <w:t>Functional Scope: Each feeder is pre-defined with its allowed material codes; bags are scanned and fed as per the daily plan; MES tracks every feeding transaction (feeder ID, material code, lot number, time, user); the HMI displays allowed and currently loaded materials per feeder; Andon lights indicate correct/incorrect material scans and are integrated with the crane control PLC; feeders are identified with metal QR codes; validations include correct feeder mapping, FIFO compliance and rejection of expired/blocked lots.</w:t>
+      </w:r>
+    </w:p>
+    <w:p>
+      <w:r>
+        <w:rPr>
+          <w:b w:val="0"/>
+        </w:rPr>
+        <w:t>ERP Integration: MES uses ERP master data for material and lot information; any ERP-level modifications required will be in Customer scope.</w:t>
+      </w:r>
+    </w:p>
+    <w:p>
+      <w:r>
+        <w:rPr>
+          <w:b/>
+        </w:rPr>
+        <w:t>Oil</w:t>
+      </w:r>
+    </w:p>
+    <w:p>
+      <w:r>
+        <w:rPr>
+          <w:b w:val="0"/>
+        </w:rPr>
+        <w:t>Deployment &amp; Configuration: The MES module will be deployed to manage and track oil feeding operations across the designated feeders, ensuring validation, control and traceability.</w:t>
+      </w:r>
+    </w:p>
+    <w:p>
+      <w:r>
+        <w:rPr>
+          <w:b w:val="0"/>
+        </w:rPr>
+        <w:t>Functional Scope: Each oil feeder is pre-configured with allowed oil types; MES tracks feeder ID, oil type, lot number, operator and timestamp for every feeding; validations include correct feeder assignment, FIFO compliance and blocking of expired material; feeders are tagged with metal QR codes; oil feeding doors are controlled by the system and open only after validations pass.</w:t>
+      </w:r>
+    </w:p>
+    <w:p>
+      <w:r>
+        <w:rPr>
+          <w:b w:val="0"/>
+        </w:rPr>
+        <w:t>Hardware Considered: Refer to Bill of Material; door-control hardware to be confirmed with Customer.</w:t>
+      </w:r>
+    </w:p>
+    <w:p>
+      <w:r>
+        <w:rPr>
+          <w:b/>
+        </w:rPr>
+        <w:t>Auto Chemical</w:t>
+      </w:r>
+    </w:p>
+    <w:p>
+      <w:r>
+        <w:rPr>
+          <w:b w:val="0"/>
+        </w:rPr>
+        <w:t>Deployment &amp; Configuration: The MES module will be implemented and configured to integrate with the existing WinCC Flexible SCADA/PLC infrastructure for automated chemical feeding operations.</w:t>
+      </w:r>
+    </w:p>
+    <w:p>
+      <w:r>
+        <w:rPr>
+          <w:b w:val="0"/>
+        </w:rPr>
+        <w:t>Functional Scope: Each trolley and feeder is tagged with a unique QR code; the HMI displays allowed and currently loaded material per feeder; the bin remains locked on a wrong material scan; MES receives planned/running/completed production signals from PLC/SCADA and links produced bags with the input material based on SCADA consumption data.</w:t>
+      </w:r>
+    </w:p>
+    <w:p>
+      <w:r>
+        <w:rPr>
+          <w:b w:val="0"/>
+        </w:rPr>
+        <w:t>ERP Integration: MES uses ERP master data for material codes; any ERP-side modifications will remain in Customer scope.</w:t>
+      </w:r>
+    </w:p>
+    <w:p>
+      <w:r>
+        <w:rPr>
+          <w:b/>
+        </w:rPr>
+        <w:t>Bale Cutter</w:t>
+      </w:r>
+    </w:p>
+    <w:p>
+      <w:r>
+        <w:rPr>
+          <w:b w:val="0"/>
+        </w:rPr>
+        <w:t>Deployment &amp; Configuration: The MES module will be deployed at the Bale Cutter station to manage lot-level operations.</w:t>
+      </w:r>
+    </w:p>
+    <w:p>
+      <w:r>
+        <w:rPr>
+          <w:b w:val="0"/>
+        </w:rPr>
+        <w:t>Functional Scope: MES supports identification of multiple raw material lots at the bale-cutting stage; on completion, MES auto-generates a unique final lot number linked to all contributing source lots for full backward traceability; MES allows reprinting the QR code of the cut bale for traceability.</w:t>
+      </w:r>
+    </w:p>
+    <w:p>
+      <w:r>
+        <w:rPr>
+          <w:b/>
+        </w:rPr>
+        <w:t>Mixer: Feeding</w:t>
+      </w:r>
+    </w:p>
+    <w:p>
+      <w:r>
+        <w:rPr>
+          <w:b w:val="0"/>
+        </w:rPr>
+        <w:t>Deployment &amp; Configuration: The MES module will be integrated with the mixer PLC to monitor and guide the feeding process.</w:t>
+      </w:r>
+    </w:p>
+    <w:p>
+      <w:r>
+        <w:rPr>
+          <w:b w:val="0"/>
+        </w:rPr>
+        <w:t>Functional Scope: MES monitors the running production plan and recipe, and displays BOM-based material validation status; polymer/compound is scanned before weighing, and the conveyor runs only on correct, validated material scans; carbon and other bulk materials are consumed directly from bins without individual scanning; MES interfaces with mixer PLC tags for Plan ID, Recipe ID, Material Code and Batch No; since actual consumption is not captured in SCADA, MES performs consumption logging based on BOM-defined quantities.</w:t>
+      </w:r>
+    </w:p>
+    <w:p>
+      <w:r>
+        <w:rPr>
+          <w:b/>
+        </w:rPr>
+        <w:t>Mixer: Batch Off</w:t>
+      </w:r>
+    </w:p>
+    <w:p>
+      <w:r>
+        <w:rPr>
+          <w:b w:val="0"/>
+        </w:rPr>
+        <w:t>Deployment &amp; Configuration: The MES module will be implemented in the Mixer Batch-off area to track and validate batch transfer activities.</w:t>
+      </w:r>
+    </w:p>
+    <w:p>
+      <w:r>
+        <w:rPr>
+          <w:b w:val="0"/>
+        </w:rPr>
+        <w:t>Functional Scope: MES monitors batch-off start and stop; on stop, the operator enters the number of batches taken out; MES applies FIFO logic (already tracking batches from the mixer) and prints stickers for each batch-off event with Batch No, Recipe, Timestamp and lot traceability details.</w:t>
+      </w:r>
+    </w:p>
     <w:p>
       <w:pPr>
         <w:pStyle w:val="Heading2"/>
@@ -6699,7 +7809,190 @@
       <w:bookmarkEnd w:id="25"/>
       <w:bookmarkEnd w:id="26"/>
     </w:p>
-    <w:p/>
+    <w:p>
+      <w:r>
+        <w:rPr>
+          <w:b w:val="0"/>
+        </w:rPr>
+        <w:t>Hardware and MES client/HMI devices considered for each area are as follows (refer to Bill of Material for full details):</w:t>
+      </w:r>
+    </w:p>
+    <w:p>
+      <w:pPr>
+        <w:pStyle w:val="ListParagraph"/>
+        <w:numPr>
+          <w:ilvl w:val="0"/>
+          <w:numId w:val="39"/>
+        </w:numPr>
+        <w:spacing w:after="160" w:line="259" w:lineRule="auto"/>
+        <w:rPr>
+          <w:rFonts w:cstheme="minorHAnsi"/>
+        </w:rPr>
+      </w:pPr>
+      <w:r>
+        <w:rPr>
+          <w:b/>
+        </w:rPr>
+        <w:t xml:space="preserve">RMS Booking: </w:t>
+      </w:r>
+      <w:r>
+        <w:t>1 PC (MES client), 2 printers (sticker + tag), LAN network.</w:t>
+      </w:r>
+    </w:p>
+    <w:p>
+      <w:pPr>
+        <w:pStyle w:val="ListParagraph"/>
+        <w:numPr>
+          <w:ilvl w:val="0"/>
+          <w:numId w:val="39"/>
+        </w:numPr>
+        <w:spacing w:after="160" w:line="259" w:lineRule="auto"/>
+        <w:rPr>
+          <w:rFonts w:cstheme="minorHAnsi"/>
+        </w:rPr>
+      </w:pPr>
+      <w:r>
+        <w:rPr>
+          <w:b/>
+        </w:rPr>
+        <w:t xml:space="preserve">RMS Issue: </w:t>
+      </w:r>
+      <w:r>
+        <w:t>2 Wi-Fi mobile scanners, Wi-Fi network.</w:t>
+      </w:r>
+    </w:p>
+    <w:p>
+      <w:pPr>
+        <w:pStyle w:val="ListParagraph"/>
+        <w:numPr>
+          <w:ilvl w:val="0"/>
+          <w:numId w:val="39"/>
+        </w:numPr>
+        <w:spacing w:after="160" w:line="259" w:lineRule="auto"/>
+        <w:rPr>
+          <w:rFonts w:cstheme="minorHAnsi"/>
+        </w:rPr>
+      </w:pPr>
+      <w:r>
+        <w:rPr>
+          <w:b/>
+        </w:rPr>
+        <w:t xml:space="preserve">Carbon Silica &amp; Other (12 feeders): </w:t>
+      </w:r>
+      <w:r>
+        <w:t>2 Bluetooth wireless scanners, 12 Andon lights, 1 HMI display, 12 metal QR/barcode tags, network connectivity, Andon–PLC integration.</w:t>
+      </w:r>
+    </w:p>
+    <w:p>
+      <w:pPr>
+        <w:pStyle w:val="ListParagraph"/>
+        <w:numPr>
+          <w:ilvl w:val="0"/>
+          <w:numId w:val="39"/>
+        </w:numPr>
+        <w:spacing w:after="160" w:line="259" w:lineRule="auto"/>
+        <w:rPr>
+          <w:rFonts w:cstheme="minorHAnsi"/>
+        </w:rPr>
+      </w:pPr>
+      <w:r>
+        <w:rPr>
+          <w:b/>
+        </w:rPr>
+        <w:t xml:space="preserve">Oil (10 feeders): </w:t>
+      </w:r>
+      <w:r>
+        <w:t>2 Bluetooth wireless scanners, 10 Andon lights, 1 HMI display, 10 metal QR/barcode tags, network connectivity, Andon–PLC integration.</w:t>
+      </w:r>
+    </w:p>
+    <w:p>
+      <w:pPr>
+        <w:pStyle w:val="ListParagraph"/>
+        <w:numPr>
+          <w:ilvl w:val="0"/>
+          <w:numId w:val="39"/>
+        </w:numPr>
+        <w:spacing w:after="160" w:line="259" w:lineRule="auto"/>
+        <w:rPr>
+          <w:rFonts w:cstheme="minorHAnsi"/>
+        </w:rPr>
+      </w:pPr>
+      <w:r>
+        <w:rPr>
+          <w:b/>
+        </w:rPr>
+        <w:t xml:space="preserve">Auto Chemical: </w:t>
+      </w:r>
+      <w:r>
+        <w:t>2 Wi-Fi mobile scanners, 2 Bluetooth/USB scanners, 2 HMI displays, network connectivity.</w:t>
+      </w:r>
+    </w:p>
+    <w:p>
+      <w:pPr>
+        <w:pStyle w:val="ListParagraph"/>
+        <w:numPr>
+          <w:ilvl w:val="0"/>
+          <w:numId w:val="39"/>
+        </w:numPr>
+        <w:spacing w:after="160" w:line="259" w:lineRule="auto"/>
+        <w:rPr>
+          <w:rFonts w:cstheme="minorHAnsi"/>
+        </w:rPr>
+      </w:pPr>
+      <w:r>
+        <w:rPr>
+          <w:b/>
+        </w:rPr>
+        <w:t xml:space="preserve">Bale Cutter: </w:t>
+      </w:r>
+      <w:r>
+        <w:t>2 printers, 2 USB scanners, 2 HMI displays, network connectivity.</w:t>
+      </w:r>
+    </w:p>
+    <w:p>
+      <w:pPr>
+        <w:pStyle w:val="ListParagraph"/>
+        <w:numPr>
+          <w:ilvl w:val="0"/>
+          <w:numId w:val="39"/>
+        </w:numPr>
+        <w:spacing w:after="160" w:line="259" w:lineRule="auto"/>
+        <w:rPr>
+          <w:rFonts w:cstheme="minorHAnsi"/>
+        </w:rPr>
+      </w:pPr>
+      <w:r>
+        <w:rPr>
+          <w:b/>
+        </w:rPr>
+        <w:t xml:space="preserve">Mixer Feeding: </w:t>
+      </w:r>
+      <w:r>
+        <w:t>2 HMI displays, 2 Wi-Fi scanners, network connectivity.</w:t>
+      </w:r>
+    </w:p>
+    <w:p>
+      <w:pPr>
+        <w:pStyle w:val="ListParagraph"/>
+        <w:numPr>
+          <w:ilvl w:val="0"/>
+          <w:numId w:val="39"/>
+        </w:numPr>
+        <w:spacing w:after="160" w:line="259" w:lineRule="auto"/>
+        <w:rPr>
+          <w:rFonts w:cstheme="minorHAnsi"/>
+        </w:rPr>
+      </w:pPr>
+      <w:r>
+        <w:rPr>
+          <w:b/>
+        </w:rPr>
+        <w:t xml:space="preserve">Mixer Batch-off: </w:t>
+      </w:r>
+      <w:r>
+        <w:t>2 HMI displays, 2 printers, network connectivity.</w:t>
+      </w:r>
+    </w:p>
     <w:p>
       <w:pPr>
         <w:pStyle w:val="Heading3"/>
@@ -6716,7 +8009,14 @@
       </w:r>
       <w:bookmarkStart w:id="29" w:name="_Toc88558027"/>
     </w:p>
-    <w:p/>
+    <w:p>
+      <w:r>
+        <w:rPr>
+          <w:b w:val="0"/>
+        </w:rPr>
+        <w:t>[Basis of Supply – commercial supply basis, Incoterms and pricing basis to be finalized with Customer.]</w:t>
+      </w:r>
+    </w:p>
     <w:p>
       <w:pPr>
         <w:pStyle w:val="Heading3"/>
@@ -6735,6 +8035,1200 @@
         <w:t xml:space="preserve"> </w:t>
       </w:r>
     </w:p>
+    <w:tbl>
+      <w:tblPr>
+        <w:tblStyle w:val="SCILCorporateTable10"/>
+        <w:tblW w:type="auto" w:w="0"/>
+        <w:tblLook w:firstColumn="1" w:firstRow="1" w:lastColumn="0" w:lastRow="0" w:noHBand="0" w:noVBand="1" w:val="04A0"/>
+      </w:tblPr>
+      <w:tblGrid>
+        <w:gridCol w:w="1872"/>
+        <w:gridCol w:w="1872"/>
+        <w:gridCol w:w="1872"/>
+        <w:gridCol w:w="1872"/>
+        <w:gridCol w:w="1872"/>
+      </w:tblGrid>
+      <w:tr>
+        <w:tc>
+          <w:tcPr>
+            <w:tcW w:type="dxa" w:w="1872"/>
+          </w:tcPr>
+          <w:p>
+            <w:r>
+              <w:t>S.No</w:t>
+            </w:r>
+          </w:p>
+        </w:tc>
+        <w:tc>
+          <w:tcPr>
+            <w:tcW w:type="dxa" w:w="1872"/>
+          </w:tcPr>
+          <w:p>
+            <w:r>
+              <w:t>Area</w:t>
+            </w:r>
+          </w:p>
+        </w:tc>
+        <w:tc>
+          <w:tcPr>
+            <w:tcW w:type="dxa" w:w="1872"/>
+          </w:tcPr>
+          <w:p>
+            <w:r>
+              <w:t>Hardware / Item</w:t>
+            </w:r>
+          </w:p>
+        </w:tc>
+        <w:tc>
+          <w:tcPr>
+            <w:tcW w:type="dxa" w:w="1872"/>
+          </w:tcPr>
+          <w:p>
+            <w:r>
+              <w:t>Qty (indicative)</w:t>
+            </w:r>
+          </w:p>
+        </w:tc>
+        <w:tc>
+          <w:tcPr>
+            <w:tcW w:type="dxa" w:w="1872"/>
+          </w:tcPr>
+          <w:p>
+            <w:r>
+              <w:t>Remarks</w:t>
+            </w:r>
+          </w:p>
+        </w:tc>
+      </w:tr>
+      <w:tr>
+        <w:tc>
+          <w:tcPr>
+            <w:tcW w:type="dxa" w:w="1872"/>
+          </w:tcPr>
+          <w:p>
+            <w:r>
+              <w:t>1</w:t>
+            </w:r>
+          </w:p>
+        </w:tc>
+        <w:tc>
+          <w:tcPr>
+            <w:tcW w:type="dxa" w:w="1872"/>
+          </w:tcPr>
+          <w:p>
+            <w:r>
+              <w:t>RMS Booking</w:t>
+            </w:r>
+          </w:p>
+        </w:tc>
+        <w:tc>
+          <w:tcPr>
+            <w:tcW w:type="dxa" w:w="1872"/>
+          </w:tcPr>
+          <w:p>
+            <w:r>
+              <w:t>PC (MES client)</w:t>
+            </w:r>
+          </w:p>
+        </w:tc>
+        <w:tc>
+          <w:tcPr>
+            <w:tcW w:type="dxa" w:w="1872"/>
+          </w:tcPr>
+          <w:p>
+            <w:r>
+              <w:t>1</w:t>
+            </w:r>
+          </w:p>
+        </w:tc>
+        <w:tc>
+          <w:tcPr>
+            <w:tcW w:type="dxa" w:w="1872"/>
+          </w:tcPr>
+          <w:p>
+            <w:r>
+              <w:t>For GRN access, split lots and print command.</w:t>
+            </w:r>
+          </w:p>
+        </w:tc>
+      </w:tr>
+      <w:tr>
+        <w:tc>
+          <w:tcPr>
+            <w:tcW w:type="dxa" w:w="1872"/>
+          </w:tcPr>
+          <w:p>
+            <w:r>
+              <w:t>1</w:t>
+            </w:r>
+          </w:p>
+        </w:tc>
+        <w:tc>
+          <w:tcPr>
+            <w:tcW w:type="dxa" w:w="1872"/>
+          </w:tcPr>
+          <w:p>
+            <w:r>
+              <w:t>RMS Booking</w:t>
+            </w:r>
+          </w:p>
+        </w:tc>
+        <w:tc>
+          <w:tcPr>
+            <w:tcW w:type="dxa" w:w="1872"/>
+          </w:tcPr>
+          <w:p>
+            <w:r>
+              <w:t>Printer (sticker + tag)</w:t>
+            </w:r>
+          </w:p>
+        </w:tc>
+        <w:tc>
+          <w:tcPr>
+            <w:tcW w:type="dxa" w:w="1872"/>
+          </w:tcPr>
+          <w:p>
+            <w:r>
+              <w:t>2</w:t>
+            </w:r>
+          </w:p>
+        </w:tc>
+        <w:tc>
+          <w:tcPr>
+            <w:tcW w:type="dxa" w:w="1872"/>
+          </w:tcPr>
+          <w:p>
+            <w:r>
+              <w:t>LAN network required to connect PC &amp; printers to MES server.</w:t>
+            </w:r>
+          </w:p>
+        </w:tc>
+      </w:tr>
+      <w:tr>
+        <w:tc>
+          <w:tcPr>
+            <w:tcW w:type="dxa" w:w="1872"/>
+          </w:tcPr>
+          <w:p>
+            <w:r>
+              <w:t>2</w:t>
+            </w:r>
+          </w:p>
+        </w:tc>
+        <w:tc>
+          <w:tcPr>
+            <w:tcW w:type="dxa" w:w="1872"/>
+          </w:tcPr>
+          <w:p>
+            <w:r>
+              <w:t>RMS Issue</w:t>
+            </w:r>
+          </w:p>
+        </w:tc>
+        <w:tc>
+          <w:tcPr>
+            <w:tcW w:type="dxa" w:w="1872"/>
+          </w:tcPr>
+          <w:p>
+            <w:r>
+              <w:t>Wi-Fi mobile scanner</w:t>
+            </w:r>
+          </w:p>
+        </w:tc>
+        <w:tc>
+          <w:tcPr>
+            <w:tcW w:type="dxa" w:w="1872"/>
+          </w:tcPr>
+          <w:p>
+            <w:r>
+              <w:t>2</w:t>
+            </w:r>
+          </w:p>
+        </w:tc>
+        <w:tc>
+          <w:tcPr>
+            <w:tcW w:type="dxa" w:w="1872"/>
+          </w:tcPr>
+          <w:p>
+            <w:r>
+              <w:t>Wi-Fi network required in RMS store.</w:t>
+            </w:r>
+          </w:p>
+        </w:tc>
+      </w:tr>
+      <w:tr>
+        <w:tc>
+          <w:tcPr>
+            <w:tcW w:type="dxa" w:w="1872"/>
+          </w:tcPr>
+          <w:p>
+            <w:r>
+              <w:t>3</w:t>
+            </w:r>
+          </w:p>
+        </w:tc>
+        <w:tc>
+          <w:tcPr>
+            <w:tcW w:type="dxa" w:w="1872"/>
+          </w:tcPr>
+          <w:p>
+            <w:r>
+              <w:t>Carbon Silica &amp; Other (12 feeders)</w:t>
+            </w:r>
+          </w:p>
+        </w:tc>
+        <w:tc>
+          <w:tcPr>
+            <w:tcW w:type="dxa" w:w="1872"/>
+          </w:tcPr>
+          <w:p>
+            <w:r>
+              <w:t>Bluetooth wireless scanner</w:t>
+            </w:r>
+          </w:p>
+        </w:tc>
+        <w:tc>
+          <w:tcPr>
+            <w:tcW w:type="dxa" w:w="1872"/>
+          </w:tcPr>
+          <w:p>
+            <w:r>
+              <w:t>2</w:t>
+            </w:r>
+          </w:p>
+        </w:tc>
+        <w:tc>
+          <w:tcPr>
+            <w:tcW w:type="dxa" w:w="1872"/>
+          </w:tcPr>
+          <w:p>
+            <w:r/>
+          </w:p>
+        </w:tc>
+      </w:tr>
+      <w:tr>
+        <w:tc>
+          <w:tcPr>
+            <w:tcW w:type="dxa" w:w="1872"/>
+          </w:tcPr>
+          <w:p>
+            <w:r>
+              <w:t>3</w:t>
+            </w:r>
+          </w:p>
+        </w:tc>
+        <w:tc>
+          <w:tcPr>
+            <w:tcW w:type="dxa" w:w="1872"/>
+          </w:tcPr>
+          <w:p>
+            <w:r>
+              <w:t>Carbon Silica &amp; Other (12 feeders)</w:t>
+            </w:r>
+          </w:p>
+        </w:tc>
+        <w:tc>
+          <w:tcPr>
+            <w:tcW w:type="dxa" w:w="1872"/>
+          </w:tcPr>
+          <w:p>
+            <w:r>
+              <w:t>Andon light</w:t>
+            </w:r>
+          </w:p>
+        </w:tc>
+        <w:tc>
+          <w:tcPr>
+            <w:tcW w:type="dxa" w:w="1872"/>
+          </w:tcPr>
+          <w:p>
+            <w:r>
+              <w:t>12</w:t>
+            </w:r>
+          </w:p>
+        </w:tc>
+        <w:tc>
+          <w:tcPr>
+            <w:tcW w:type="dxa" w:w="1872"/>
+          </w:tcPr>
+          <w:p>
+            <w:r>
+              <w:t>Integrated with crane control PLC.</w:t>
+            </w:r>
+          </w:p>
+        </w:tc>
+      </w:tr>
+      <w:tr>
+        <w:tc>
+          <w:tcPr>
+            <w:tcW w:type="dxa" w:w="1872"/>
+          </w:tcPr>
+          <w:p>
+            <w:r>
+              <w:t>3</w:t>
+            </w:r>
+          </w:p>
+        </w:tc>
+        <w:tc>
+          <w:tcPr>
+            <w:tcW w:type="dxa" w:w="1872"/>
+          </w:tcPr>
+          <w:p>
+            <w:r>
+              <w:t>Carbon Silica &amp; Other (12 feeders)</w:t>
+            </w:r>
+          </w:p>
+        </w:tc>
+        <w:tc>
+          <w:tcPr>
+            <w:tcW w:type="dxa" w:w="1872"/>
+          </w:tcPr>
+          <w:p>
+            <w:r>
+              <w:t>HMI display</w:t>
+            </w:r>
+          </w:p>
+        </w:tc>
+        <w:tc>
+          <w:tcPr>
+            <w:tcW w:type="dxa" w:w="1872"/>
+          </w:tcPr>
+          <w:p>
+            <w:r>
+              <w:t>1</w:t>
+            </w:r>
+          </w:p>
+        </w:tc>
+        <w:tc>
+          <w:tcPr>
+            <w:tcW w:type="dxa" w:w="1872"/>
+          </w:tcPr>
+          <w:p>
+            <w:r>
+              <w:t>Displays feeder-wise material lookup.</w:t>
+            </w:r>
+          </w:p>
+        </w:tc>
+      </w:tr>
+      <w:tr>
+        <w:tc>
+          <w:tcPr>
+            <w:tcW w:type="dxa" w:w="1872"/>
+          </w:tcPr>
+          <w:p>
+            <w:r>
+              <w:t>3</w:t>
+            </w:r>
+          </w:p>
+        </w:tc>
+        <w:tc>
+          <w:tcPr>
+            <w:tcW w:type="dxa" w:w="1872"/>
+          </w:tcPr>
+          <w:p>
+            <w:r>
+              <w:t>Carbon Silica &amp; Other (12 feeders)</w:t>
+            </w:r>
+          </w:p>
+        </w:tc>
+        <w:tc>
+          <w:tcPr>
+            <w:tcW w:type="dxa" w:w="1872"/>
+          </w:tcPr>
+          <w:p>
+            <w:r>
+              <w:t>Metal QR / barcode tag</w:t>
+            </w:r>
+          </w:p>
+        </w:tc>
+        <w:tc>
+          <w:tcPr>
+            <w:tcW w:type="dxa" w:w="1872"/>
+          </w:tcPr>
+          <w:p>
+            <w:r>
+              <w:t>12</w:t>
+            </w:r>
+          </w:p>
+        </w:tc>
+        <w:tc>
+          <w:tcPr>
+            <w:tcW w:type="dxa" w:w="1872"/>
+          </w:tcPr>
+          <w:p>
+            <w:r>
+              <w:t>One per feeder.</w:t>
+            </w:r>
+          </w:p>
+        </w:tc>
+      </w:tr>
+      <w:tr>
+        <w:tc>
+          <w:tcPr>
+            <w:tcW w:type="dxa" w:w="1872"/>
+          </w:tcPr>
+          <w:p>
+            <w:r>
+              <w:t>4</w:t>
+            </w:r>
+          </w:p>
+        </w:tc>
+        <w:tc>
+          <w:tcPr>
+            <w:tcW w:type="dxa" w:w="1872"/>
+          </w:tcPr>
+          <w:p>
+            <w:r>
+              <w:t>Oil (10 feeders)</w:t>
+            </w:r>
+          </w:p>
+        </w:tc>
+        <w:tc>
+          <w:tcPr>
+            <w:tcW w:type="dxa" w:w="1872"/>
+          </w:tcPr>
+          <w:p>
+            <w:r>
+              <w:t>Bluetooth wireless scanner</w:t>
+            </w:r>
+          </w:p>
+        </w:tc>
+        <w:tc>
+          <w:tcPr>
+            <w:tcW w:type="dxa" w:w="1872"/>
+          </w:tcPr>
+          <w:p>
+            <w:r>
+              <w:t>2</w:t>
+            </w:r>
+          </w:p>
+        </w:tc>
+        <w:tc>
+          <w:tcPr>
+            <w:tcW w:type="dxa" w:w="1872"/>
+          </w:tcPr>
+          <w:p>
+            <w:r/>
+          </w:p>
+        </w:tc>
+      </w:tr>
+      <w:tr>
+        <w:tc>
+          <w:tcPr>
+            <w:tcW w:type="dxa" w:w="1872"/>
+          </w:tcPr>
+          <w:p>
+            <w:r>
+              <w:t>4</w:t>
+            </w:r>
+          </w:p>
+        </w:tc>
+        <w:tc>
+          <w:tcPr>
+            <w:tcW w:type="dxa" w:w="1872"/>
+          </w:tcPr>
+          <w:p>
+            <w:r>
+              <w:t>Oil (10 feeders)</w:t>
+            </w:r>
+          </w:p>
+        </w:tc>
+        <w:tc>
+          <w:tcPr>
+            <w:tcW w:type="dxa" w:w="1872"/>
+          </w:tcPr>
+          <w:p>
+            <w:r>
+              <w:t>Andon light</w:t>
+            </w:r>
+          </w:p>
+        </w:tc>
+        <w:tc>
+          <w:tcPr>
+            <w:tcW w:type="dxa" w:w="1872"/>
+          </w:tcPr>
+          <w:p>
+            <w:r>
+              <w:t>10</w:t>
+            </w:r>
+          </w:p>
+        </w:tc>
+        <w:tc>
+          <w:tcPr>
+            <w:tcW w:type="dxa" w:w="1872"/>
+          </w:tcPr>
+          <w:p>
+            <w:r>
+              <w:t>Integrated with existing PLC.</w:t>
+            </w:r>
+          </w:p>
+        </w:tc>
+      </w:tr>
+      <w:tr>
+        <w:tc>
+          <w:tcPr>
+            <w:tcW w:type="dxa" w:w="1872"/>
+          </w:tcPr>
+          <w:p>
+            <w:r>
+              <w:t>4</w:t>
+            </w:r>
+          </w:p>
+        </w:tc>
+        <w:tc>
+          <w:tcPr>
+            <w:tcW w:type="dxa" w:w="1872"/>
+          </w:tcPr>
+          <w:p>
+            <w:r>
+              <w:t>Oil (10 feeders)</w:t>
+            </w:r>
+          </w:p>
+        </w:tc>
+        <w:tc>
+          <w:tcPr>
+            <w:tcW w:type="dxa" w:w="1872"/>
+          </w:tcPr>
+          <w:p>
+            <w:r>
+              <w:t>HMI display</w:t>
+            </w:r>
+          </w:p>
+        </w:tc>
+        <w:tc>
+          <w:tcPr>
+            <w:tcW w:type="dxa" w:w="1872"/>
+          </w:tcPr>
+          <w:p>
+            <w:r>
+              <w:t>1</w:t>
+            </w:r>
+          </w:p>
+        </w:tc>
+        <w:tc>
+          <w:tcPr>
+            <w:tcW w:type="dxa" w:w="1872"/>
+          </w:tcPr>
+          <w:p>
+            <w:r>
+              <w:t>Displays feeder-wise material lookup.</w:t>
+            </w:r>
+          </w:p>
+        </w:tc>
+      </w:tr>
+      <w:tr>
+        <w:tc>
+          <w:tcPr>
+            <w:tcW w:type="dxa" w:w="1872"/>
+          </w:tcPr>
+          <w:p>
+            <w:r>
+              <w:t>4</w:t>
+            </w:r>
+          </w:p>
+        </w:tc>
+        <w:tc>
+          <w:tcPr>
+            <w:tcW w:type="dxa" w:w="1872"/>
+          </w:tcPr>
+          <w:p>
+            <w:r>
+              <w:t>Oil (10 feeders)</w:t>
+            </w:r>
+          </w:p>
+        </w:tc>
+        <w:tc>
+          <w:tcPr>
+            <w:tcW w:type="dxa" w:w="1872"/>
+          </w:tcPr>
+          <w:p>
+            <w:r>
+              <w:t>Metal QR / barcode tag</w:t>
+            </w:r>
+          </w:p>
+        </w:tc>
+        <w:tc>
+          <w:tcPr>
+            <w:tcW w:type="dxa" w:w="1872"/>
+          </w:tcPr>
+          <w:p>
+            <w:r>
+              <w:t>10</w:t>
+            </w:r>
+          </w:p>
+        </w:tc>
+        <w:tc>
+          <w:tcPr>
+            <w:tcW w:type="dxa" w:w="1872"/>
+          </w:tcPr>
+          <w:p>
+            <w:r>
+              <w:t>One per feeder; door-control hardware in Customer scope.</w:t>
+            </w:r>
+          </w:p>
+        </w:tc>
+      </w:tr>
+      <w:tr>
+        <w:tc>
+          <w:tcPr>
+            <w:tcW w:type="dxa" w:w="1872"/>
+          </w:tcPr>
+          <w:p>
+            <w:r>
+              <w:t>5</w:t>
+            </w:r>
+          </w:p>
+        </w:tc>
+        <w:tc>
+          <w:tcPr>
+            <w:tcW w:type="dxa" w:w="1872"/>
+          </w:tcPr>
+          <w:p>
+            <w:r>
+              <w:t>Auto Chemical</w:t>
+            </w:r>
+          </w:p>
+        </w:tc>
+        <w:tc>
+          <w:tcPr>
+            <w:tcW w:type="dxa" w:w="1872"/>
+          </w:tcPr>
+          <w:p>
+            <w:r>
+              <w:t>Wi-Fi mobile scanner</w:t>
+            </w:r>
+          </w:p>
+        </w:tc>
+        <w:tc>
+          <w:tcPr>
+            <w:tcW w:type="dxa" w:w="1872"/>
+          </w:tcPr>
+          <w:p>
+            <w:r>
+              <w:t>2</w:t>
+            </w:r>
+          </w:p>
+        </w:tc>
+        <w:tc>
+          <w:tcPr>
+            <w:tcW w:type="dxa" w:w="1872"/>
+          </w:tcPr>
+          <w:p>
+            <w:r>
+              <w:t>For loading bins.</w:t>
+            </w:r>
+          </w:p>
+        </w:tc>
+      </w:tr>
+      <w:tr>
+        <w:tc>
+          <w:tcPr>
+            <w:tcW w:type="dxa" w:w="1872"/>
+          </w:tcPr>
+          <w:p>
+            <w:r>
+              <w:t>5</w:t>
+            </w:r>
+          </w:p>
+        </w:tc>
+        <w:tc>
+          <w:tcPr>
+            <w:tcW w:type="dxa" w:w="1872"/>
+          </w:tcPr>
+          <w:p>
+            <w:r>
+              <w:t>Auto Chemical</w:t>
+            </w:r>
+          </w:p>
+        </w:tc>
+        <w:tc>
+          <w:tcPr>
+            <w:tcW w:type="dxa" w:w="1872"/>
+          </w:tcPr>
+          <w:p>
+            <w:r>
+              <w:t>Bluetooth / USB scanner</w:t>
+            </w:r>
+          </w:p>
+        </w:tc>
+        <w:tc>
+          <w:tcPr>
+            <w:tcW w:type="dxa" w:w="1872"/>
+          </w:tcPr>
+          <w:p>
+            <w:r>
+              <w:t>2</w:t>
+            </w:r>
+          </w:p>
+        </w:tc>
+        <w:tc>
+          <w:tcPr>
+            <w:tcW w:type="dxa" w:w="1872"/>
+          </w:tcPr>
+          <w:p>
+            <w:r/>
+          </w:p>
+        </w:tc>
+      </w:tr>
+      <w:tr>
+        <w:tc>
+          <w:tcPr>
+            <w:tcW w:type="dxa" w:w="1872"/>
+          </w:tcPr>
+          <w:p>
+            <w:r>
+              <w:t>5</w:t>
+            </w:r>
+          </w:p>
+        </w:tc>
+        <w:tc>
+          <w:tcPr>
+            <w:tcW w:type="dxa" w:w="1872"/>
+          </w:tcPr>
+          <w:p>
+            <w:r>
+              <w:t>Auto Chemical</w:t>
+            </w:r>
+          </w:p>
+        </w:tc>
+        <w:tc>
+          <w:tcPr>
+            <w:tcW w:type="dxa" w:w="1872"/>
+          </w:tcPr>
+          <w:p>
+            <w:r>
+              <w:t>HMI display</w:t>
+            </w:r>
+          </w:p>
+        </w:tc>
+        <w:tc>
+          <w:tcPr>
+            <w:tcW w:type="dxa" w:w="1872"/>
+          </w:tcPr>
+          <w:p>
+            <w:r>
+              <w:t>2</w:t>
+            </w:r>
+          </w:p>
+        </w:tc>
+        <w:tc>
+          <w:tcPr>
+            <w:tcW w:type="dxa" w:w="1872"/>
+          </w:tcPr>
+          <w:p>
+            <w:r>
+              <w:t>WinCC Flexible SCADA / PLC integration.</w:t>
+            </w:r>
+          </w:p>
+        </w:tc>
+      </w:tr>
+      <w:tr>
+        <w:tc>
+          <w:tcPr>
+            <w:tcW w:type="dxa" w:w="1872"/>
+          </w:tcPr>
+          <w:p>
+            <w:r>
+              <w:t>6</w:t>
+            </w:r>
+          </w:p>
+        </w:tc>
+        <w:tc>
+          <w:tcPr>
+            <w:tcW w:type="dxa" w:w="1872"/>
+          </w:tcPr>
+          <w:p>
+            <w:r>
+              <w:t>Bale Cutter</w:t>
+            </w:r>
+          </w:p>
+        </w:tc>
+        <w:tc>
+          <w:tcPr>
+            <w:tcW w:type="dxa" w:w="1872"/>
+          </w:tcPr>
+          <w:p>
+            <w:r>
+              <w:t>Printer</w:t>
+            </w:r>
+          </w:p>
+        </w:tc>
+        <w:tc>
+          <w:tcPr>
+            <w:tcW w:type="dxa" w:w="1872"/>
+          </w:tcPr>
+          <w:p>
+            <w:r>
+              <w:t>2</w:t>
+            </w:r>
+          </w:p>
+        </w:tc>
+        <w:tc>
+          <w:tcPr>
+            <w:tcW w:type="dxa" w:w="1872"/>
+          </w:tcPr>
+          <w:p>
+            <w:r/>
+          </w:p>
+        </w:tc>
+      </w:tr>
+      <w:tr>
+        <w:tc>
+          <w:tcPr>
+            <w:tcW w:type="dxa" w:w="1872"/>
+          </w:tcPr>
+          <w:p>
+            <w:r>
+              <w:t>6</w:t>
+            </w:r>
+          </w:p>
+        </w:tc>
+        <w:tc>
+          <w:tcPr>
+            <w:tcW w:type="dxa" w:w="1872"/>
+          </w:tcPr>
+          <w:p>
+            <w:r>
+              <w:t>Bale Cutter</w:t>
+            </w:r>
+          </w:p>
+        </w:tc>
+        <w:tc>
+          <w:tcPr>
+            <w:tcW w:type="dxa" w:w="1872"/>
+          </w:tcPr>
+          <w:p>
+            <w:r>
+              <w:t>USB scanner</w:t>
+            </w:r>
+          </w:p>
+        </w:tc>
+        <w:tc>
+          <w:tcPr>
+            <w:tcW w:type="dxa" w:w="1872"/>
+          </w:tcPr>
+          <w:p>
+            <w:r>
+              <w:t>2</w:t>
+            </w:r>
+          </w:p>
+        </w:tc>
+        <w:tc>
+          <w:tcPr>
+            <w:tcW w:type="dxa" w:w="1872"/>
+          </w:tcPr>
+          <w:p>
+            <w:r/>
+          </w:p>
+        </w:tc>
+      </w:tr>
+      <w:tr>
+        <w:tc>
+          <w:tcPr>
+            <w:tcW w:type="dxa" w:w="1872"/>
+          </w:tcPr>
+          <w:p>
+            <w:r>
+              <w:t>6</w:t>
+            </w:r>
+          </w:p>
+        </w:tc>
+        <w:tc>
+          <w:tcPr>
+            <w:tcW w:type="dxa" w:w="1872"/>
+          </w:tcPr>
+          <w:p>
+            <w:r>
+              <w:t>Bale Cutter</w:t>
+            </w:r>
+          </w:p>
+        </w:tc>
+        <w:tc>
+          <w:tcPr>
+            <w:tcW w:type="dxa" w:w="1872"/>
+          </w:tcPr>
+          <w:p>
+            <w:r>
+              <w:t>HMI display</w:t>
+            </w:r>
+          </w:p>
+        </w:tc>
+        <w:tc>
+          <w:tcPr>
+            <w:tcW w:type="dxa" w:w="1872"/>
+          </w:tcPr>
+          <w:p>
+            <w:r>
+              <w:t>2</w:t>
+            </w:r>
+          </w:p>
+        </w:tc>
+        <w:tc>
+          <w:tcPr>
+            <w:tcW w:type="dxa" w:w="1872"/>
+          </w:tcPr>
+          <w:p>
+            <w:r/>
+          </w:p>
+        </w:tc>
+      </w:tr>
+      <w:tr>
+        <w:tc>
+          <w:tcPr>
+            <w:tcW w:type="dxa" w:w="1872"/>
+          </w:tcPr>
+          <w:p>
+            <w:r>
+              <w:t>7</w:t>
+            </w:r>
+          </w:p>
+        </w:tc>
+        <w:tc>
+          <w:tcPr>
+            <w:tcW w:type="dxa" w:w="1872"/>
+          </w:tcPr>
+          <w:p>
+            <w:r>
+              <w:t>Mixer Feeding</w:t>
+            </w:r>
+          </w:p>
+        </w:tc>
+        <w:tc>
+          <w:tcPr>
+            <w:tcW w:type="dxa" w:w="1872"/>
+          </w:tcPr>
+          <w:p>
+            <w:r>
+              <w:t>HMI display</w:t>
+            </w:r>
+          </w:p>
+        </w:tc>
+        <w:tc>
+          <w:tcPr>
+            <w:tcW w:type="dxa" w:w="1872"/>
+          </w:tcPr>
+          <w:p>
+            <w:r>
+              <w:t>2</w:t>
+            </w:r>
+          </w:p>
+        </w:tc>
+        <w:tc>
+          <w:tcPr>
+            <w:tcW w:type="dxa" w:w="1872"/>
+          </w:tcPr>
+          <w:p>
+            <w:r/>
+          </w:p>
+        </w:tc>
+      </w:tr>
+      <w:tr>
+        <w:tc>
+          <w:tcPr>
+            <w:tcW w:type="dxa" w:w="1872"/>
+          </w:tcPr>
+          <w:p>
+            <w:r>
+              <w:t>7</w:t>
+            </w:r>
+          </w:p>
+        </w:tc>
+        <w:tc>
+          <w:tcPr>
+            <w:tcW w:type="dxa" w:w="1872"/>
+          </w:tcPr>
+          <w:p>
+            <w:r>
+              <w:t>Mixer Feeding</w:t>
+            </w:r>
+          </w:p>
+        </w:tc>
+        <w:tc>
+          <w:tcPr>
+            <w:tcW w:type="dxa" w:w="1872"/>
+          </w:tcPr>
+          <w:p>
+            <w:r>
+              <w:t>Wi-Fi scanner</w:t>
+            </w:r>
+          </w:p>
+        </w:tc>
+        <w:tc>
+          <w:tcPr>
+            <w:tcW w:type="dxa" w:w="1872"/>
+          </w:tcPr>
+          <w:p>
+            <w:r>
+              <w:t>2</w:t>
+            </w:r>
+          </w:p>
+        </w:tc>
+        <w:tc>
+          <w:tcPr>
+            <w:tcW w:type="dxa" w:w="1872"/>
+          </w:tcPr>
+          <w:p>
+            <w:r>
+              <w:t>PLC to provide plan ID, recipe, material code and batch no tags.</w:t>
+            </w:r>
+          </w:p>
+        </w:tc>
+      </w:tr>
+      <w:tr>
+        <w:tc>
+          <w:tcPr>
+            <w:tcW w:type="dxa" w:w="1872"/>
+          </w:tcPr>
+          <w:p>
+            <w:r>
+              <w:t>8</w:t>
+            </w:r>
+          </w:p>
+        </w:tc>
+        <w:tc>
+          <w:tcPr>
+            <w:tcW w:type="dxa" w:w="1872"/>
+          </w:tcPr>
+          <w:p>
+            <w:r>
+              <w:t>Mixer Batch-off</w:t>
+            </w:r>
+          </w:p>
+        </w:tc>
+        <w:tc>
+          <w:tcPr>
+            <w:tcW w:type="dxa" w:w="1872"/>
+          </w:tcPr>
+          <w:p>
+            <w:r>
+              <w:t>HMI display</w:t>
+            </w:r>
+          </w:p>
+        </w:tc>
+        <w:tc>
+          <w:tcPr>
+            <w:tcW w:type="dxa" w:w="1872"/>
+          </w:tcPr>
+          <w:p>
+            <w:r>
+              <w:t>2</w:t>
+            </w:r>
+          </w:p>
+        </w:tc>
+        <w:tc>
+          <w:tcPr>
+            <w:tcW w:type="dxa" w:w="1872"/>
+          </w:tcPr>
+          <w:p>
+            <w:r/>
+          </w:p>
+        </w:tc>
+      </w:tr>
+      <w:tr>
+        <w:tc>
+          <w:tcPr>
+            <w:tcW w:type="dxa" w:w="1872"/>
+          </w:tcPr>
+          <w:p>
+            <w:r>
+              <w:t>8</w:t>
+            </w:r>
+          </w:p>
+        </w:tc>
+        <w:tc>
+          <w:tcPr>
+            <w:tcW w:type="dxa" w:w="1872"/>
+          </w:tcPr>
+          <w:p>
+            <w:r>
+              <w:t>Mixer Batch-off</w:t>
+            </w:r>
+          </w:p>
+        </w:tc>
+        <w:tc>
+          <w:tcPr>
+            <w:tcW w:type="dxa" w:w="1872"/>
+          </w:tcPr>
+          <w:p>
+            <w:r>
+              <w:t>Printer</w:t>
+            </w:r>
+          </w:p>
+        </w:tc>
+        <w:tc>
+          <w:tcPr>
+            <w:tcW w:type="dxa" w:w="1872"/>
+          </w:tcPr>
+          <w:p>
+            <w:r>
+              <w:t>2</w:t>
+            </w:r>
+          </w:p>
+        </w:tc>
+        <w:tc>
+          <w:tcPr>
+            <w:tcW w:type="dxa" w:w="1872"/>
+          </w:tcPr>
+          <w:p>
+            <w:r>
+              <w:t>PLC to provide batch start/complete signals.</w:t>
+            </w:r>
+          </w:p>
+        </w:tc>
+      </w:tr>
+      <w:tr>
+        <w:tc>
+          <w:tcPr>
+            <w:tcW w:type="dxa" w:w="1872"/>
+          </w:tcPr>
+          <w:p>
+            <w:r>
+              <w:t>—</w:t>
+            </w:r>
+          </w:p>
+        </w:tc>
+        <w:tc>
+          <w:tcPr>
+            <w:tcW w:type="dxa" w:w="1872"/>
+          </w:tcPr>
+          <w:p>
+            <w:r>
+              <w:t>All areas</w:t>
+            </w:r>
+          </w:p>
+        </w:tc>
+        <w:tc>
+          <w:tcPr>
+            <w:tcW w:type="dxa" w:w="1872"/>
+          </w:tcPr>
+          <w:p>
+            <w:r>
+              <w:t>Network connectivity (LAN/Wi-Fi)</w:t>
+            </w:r>
+          </w:p>
+        </w:tc>
+        <w:tc>
+          <w:tcPr>
+            <w:tcW w:type="dxa" w:w="1872"/>
+          </w:tcPr>
+          <w:p>
+            <w:r>
+              <w:t>As required per area</w:t>
+            </w:r>
+          </w:p>
+        </w:tc>
+        <w:tc>
+          <w:tcPr>
+            <w:tcW w:type="dxa" w:w="1872"/>
+          </w:tcPr>
+          <w:p>
+            <w:r>
+              <w:t>Refer Scope Of Supply for area-wise network needs.</w:t>
+            </w:r>
+          </w:p>
+        </w:tc>
+      </w:tr>
+    </w:tbl>
     <w:p/>
     <w:p/>
     <w:p/>
@@ -14147,7 +16641,14 @@
       <w:bookmarkEnd w:id="44"/>
       <w:bookmarkEnd w:id="45"/>
     </w:p>
-    <w:p/>
+    <w:p>
+      <w:r>
+        <w:rPr>
+          <w:b w:val="0"/>
+        </w:rPr>
+        <w:t>[Project Organization Structure – team structure and reporting lines from both SCIL and Customer to be finalized with Customer at project kick-off.]</w:t>
+      </w:r>
+    </w:p>
     <w:p/>
     <w:p>
       <w:pPr>
@@ -14163,7 +16664,14 @@
       <w:bookmarkEnd w:id="49"/>
       <w:bookmarkEnd w:id="50"/>
     </w:p>
-    <w:p/>
+    <w:p>
+      <w:r>
+        <w:rPr>
+          <w:b w:val="0"/>
+        </w:rPr>
+        <w:t>[Project Governance – cadence and structure for steering committee, status reviews and escalation to be finalized with Customer at project kick-off.]</w:t>
+      </w:r>
+    </w:p>
     <w:p/>
     <w:p>
       <w:pPr>
@@ -14630,7 +17138,343 @@
       <w:bookmarkEnd w:id="65"/>
       <w:bookmarkEnd w:id="66"/>
     </w:p>
-    <w:p/>
+    <w:p>
+      <w:r>
+        <w:rPr>
+          <w:b w:val="0"/>
+        </w:rPr>
+        <w:t>Given below is a high-level project schedule. The overall Phase 1 implementation is estimated at 4–5 months from project kick-off, followed by 1 month of hyper-care support. It will be the joint responsibility of Smart Controls and Customer to work towards this common timeline.</w:t>
+      </w:r>
+    </w:p>
+    <w:tbl>
+      <w:tblPr>
+        <w:tblStyle w:val="SCILCorporateTable10"/>
+        <w:tblW w:type="auto" w:w="0"/>
+        <w:tblLook w:firstColumn="1" w:firstRow="1" w:lastColumn="0" w:lastRow="0" w:noHBand="0" w:noVBand="1" w:val="04A0"/>
+      </w:tblPr>
+      <w:tblGrid>
+        <w:gridCol w:w="2340"/>
+        <w:gridCol w:w="2340"/>
+        <w:gridCol w:w="2340"/>
+        <w:gridCol w:w="2340"/>
+      </w:tblGrid>
+      <w:tr>
+        <w:tc>
+          <w:tcPr>
+            <w:tcW w:type="dxa" w:w="2340"/>
+          </w:tcPr>
+          <w:p>
+            <w:r>
+              <w:t>MS No</w:t>
+            </w:r>
+          </w:p>
+        </w:tc>
+        <w:tc>
+          <w:tcPr>
+            <w:tcW w:type="dxa" w:w="2340"/>
+          </w:tcPr>
+          <w:p>
+            <w:r>
+              <w:t>Milestone Name</w:t>
+            </w:r>
+          </w:p>
+        </w:tc>
+        <w:tc>
+          <w:tcPr>
+            <w:tcW w:type="dxa" w:w="2340"/>
+          </w:tcPr>
+          <w:p>
+            <w:r>
+              <w:t>Key Activities</w:t>
+            </w:r>
+          </w:p>
+        </w:tc>
+        <w:tc>
+          <w:tcPr>
+            <w:tcW w:type="dxa" w:w="2340"/>
+          </w:tcPr>
+          <w:p>
+            <w:r>
+              <w:t>Deliverables</w:t>
+            </w:r>
+          </w:p>
+        </w:tc>
+      </w:tr>
+      <w:tr>
+        <w:tc>
+          <w:tcPr>
+            <w:tcW w:type="dxa" w:w="2340"/>
+          </w:tcPr>
+          <w:p>
+            <w:r>
+              <w:t>1</w:t>
+            </w:r>
+          </w:p>
+        </w:tc>
+        <w:tc>
+          <w:tcPr>
+            <w:tcW w:type="dxa" w:w="2340"/>
+          </w:tcPr>
+          <w:p>
+            <w:r>
+              <w:t>Requirement Freeze &amp; Workshop</w:t>
+            </w:r>
+          </w:p>
+        </w:tc>
+        <w:tc>
+          <w:tcPr>
+            <w:tcW w:type="dxa" w:w="2340"/>
+          </w:tcPr>
+          <w:p>
+            <w:r>
+              <w:t>Plant visits &amp; process understanding.</w:t>
+              <w:br/>
+              <w:t>Requirement gathering workshops.</w:t>
+            </w:r>
+          </w:p>
+        </w:tc>
+        <w:tc>
+          <w:tcPr>
+            <w:tcW w:type="dxa" w:w="2340"/>
+          </w:tcPr>
+          <w:p>
+            <w:r>
+              <w:t>BRD Signoff</w:t>
+            </w:r>
+          </w:p>
+        </w:tc>
+      </w:tr>
+      <w:tr>
+        <w:tc>
+          <w:tcPr>
+            <w:tcW w:type="dxa" w:w="2340"/>
+          </w:tcPr>
+          <w:p>
+            <w:r>
+              <w:t>2</w:t>
+            </w:r>
+          </w:p>
+        </w:tc>
+        <w:tc>
+          <w:tcPr>
+            <w:tcW w:type="dxa" w:w="2340"/>
+          </w:tcPr>
+          <w:p>
+            <w:r>
+              <w:t>Functional Design Session</w:t>
+            </w:r>
+          </w:p>
+        </w:tc>
+        <w:tc>
+          <w:tcPr>
+            <w:tcW w:type="dxa" w:w="2340"/>
+          </w:tcPr>
+          <w:p>
+            <w:r>
+              <w:t>Functional Design Documentation</w:t>
+              <w:br/>
+              <w:t>Interface Control Design Documentation</w:t>
+            </w:r>
+          </w:p>
+        </w:tc>
+        <w:tc>
+          <w:tcPr>
+            <w:tcW w:type="dxa" w:w="2340"/>
+          </w:tcPr>
+          <w:p>
+            <w:r>
+              <w:t>FDS Signoff</w:t>
+              <w:br/>
+              <w:t>ICD Signoff</w:t>
+              <w:br/>
+              <w:t>To-be UAC</w:t>
+            </w:r>
+          </w:p>
+        </w:tc>
+      </w:tr>
+      <w:tr>
+        <w:tc>
+          <w:tcPr>
+            <w:tcW w:type="dxa" w:w="2340"/>
+          </w:tcPr>
+          <w:p>
+            <w:r>
+              <w:t>3</w:t>
+            </w:r>
+          </w:p>
+        </w:tc>
+        <w:tc>
+          <w:tcPr>
+            <w:tcW w:type="dxa" w:w="2340"/>
+          </w:tcPr>
+          <w:p>
+            <w:r>
+              <w:t>Solution Build &amp; SIT</w:t>
+            </w:r>
+          </w:p>
+        </w:tc>
+        <w:tc>
+          <w:tcPr>
+            <w:tcW w:type="dxa" w:w="2340"/>
+          </w:tcPr>
+          <w:p>
+            <w:r>
+              <w:t>Build &amp; Developments</w:t>
+              <w:br/>
+              <w:t>Unit Testing &amp; UAC testing</w:t>
+              <w:br/>
+              <w:t>SIT Deployment</w:t>
+            </w:r>
+          </w:p>
+        </w:tc>
+        <w:tc>
+          <w:tcPr>
+            <w:tcW w:type="dxa" w:w="2340"/>
+          </w:tcPr>
+          <w:p>
+            <w:r>
+              <w:t>UAC Signoff</w:t>
+              <w:br/>
+              <w:t>Solution Demo</w:t>
+            </w:r>
+          </w:p>
+        </w:tc>
+      </w:tr>
+      <w:tr>
+        <w:tc>
+          <w:tcPr>
+            <w:tcW w:type="dxa" w:w="2340"/>
+          </w:tcPr>
+          <w:p>
+            <w:r>
+              <w:t>4</w:t>
+            </w:r>
+          </w:p>
+        </w:tc>
+        <w:tc>
+          <w:tcPr>
+            <w:tcW w:type="dxa" w:w="2340"/>
+          </w:tcPr>
+          <w:p>
+            <w:r>
+              <w:t>User Acceptance Testing</w:t>
+            </w:r>
+          </w:p>
+        </w:tc>
+        <w:tc>
+          <w:tcPr>
+            <w:tcW w:type="dxa" w:w="2340"/>
+          </w:tcPr>
+          <w:p>
+            <w:r>
+              <w:t>UAT Deployment</w:t>
+              <w:br/>
+              <w:t>Solution test and acceptance test.</w:t>
+              <w:br/>
+              <w:t>Key User Training</w:t>
+            </w:r>
+          </w:p>
+        </w:tc>
+        <w:tc>
+          <w:tcPr>
+            <w:tcW w:type="dxa" w:w="2340"/>
+          </w:tcPr>
+          <w:p>
+            <w:r>
+              <w:t>UAT Signoff</w:t>
+            </w:r>
+          </w:p>
+        </w:tc>
+      </w:tr>
+      <w:tr>
+        <w:tc>
+          <w:tcPr>
+            <w:tcW w:type="dxa" w:w="2340"/>
+          </w:tcPr>
+          <w:p>
+            <w:r>
+              <w:t>5</w:t>
+            </w:r>
+          </w:p>
+        </w:tc>
+        <w:tc>
+          <w:tcPr>
+            <w:tcW w:type="dxa" w:w="2340"/>
+          </w:tcPr>
+          <w:p>
+            <w:r>
+              <w:t>Commissioning &amp; Go Live</w:t>
+            </w:r>
+          </w:p>
+        </w:tc>
+        <w:tc>
+          <w:tcPr>
+            <w:tcW w:type="dxa" w:w="2340"/>
+          </w:tcPr>
+          <w:p>
+            <w:r>
+              <w:t>Production Deployment</w:t>
+            </w:r>
+          </w:p>
+        </w:tc>
+        <w:tc>
+          <w:tcPr>
+            <w:tcW w:type="dxa" w:w="2340"/>
+          </w:tcPr>
+          <w:p>
+            <w:r>
+              <w:t>Go Live Acceptance Document</w:t>
+            </w:r>
+          </w:p>
+        </w:tc>
+      </w:tr>
+      <w:tr>
+        <w:tc>
+          <w:tcPr>
+            <w:tcW w:type="dxa" w:w="2340"/>
+          </w:tcPr>
+          <w:p>
+            <w:r>
+              <w:t>6</w:t>
+            </w:r>
+          </w:p>
+        </w:tc>
+        <w:tc>
+          <w:tcPr>
+            <w:tcW w:type="dxa" w:w="2340"/>
+          </w:tcPr>
+          <w:p>
+            <w:r>
+              <w:t>Roll Out</w:t>
+            </w:r>
+          </w:p>
+        </w:tc>
+        <w:tc>
+          <w:tcPr>
+            <w:tcW w:type="dxa" w:w="2340"/>
+          </w:tcPr>
+          <w:p>
+            <w:r>
+              <w:t>Handover training</w:t>
+              <w:br/>
+              <w:t>Training videos</w:t>
+            </w:r>
+          </w:p>
+        </w:tc>
+        <w:tc>
+          <w:tcPr>
+            <w:tcW w:type="dxa" w:w="2340"/>
+          </w:tcPr>
+          <w:p>
+            <w:r>
+              <w:t>Handover Training</w:t>
+              <w:br/>
+              <w:t>Training Videos</w:t>
+            </w:r>
+          </w:p>
+        </w:tc>
+      </w:tr>
+    </w:tbl>
     <w:p/>
     <w:p/>
     <w:p>
@@ -14761,57 +17605,6 @@
       </w:r>
       <w:bookmarkEnd w:id="70"/>
       <w:bookmarkEnd w:id="71"/>
-    </w:p>
-    <w:p/>
-    <w:p>
-      <w:pPr>
-        <w:pStyle w:val="Heading2"/>
-      </w:pPr>
-      <w:bookmarkStart w:id="72" w:name="_Toc102405011"/>
-      <w:bookmarkStart w:id="73" w:name="_Toc184174892"/>
-      <w:r>
-        <w:t>Customer Support</w:t>
-      </w:r>
-      <w:bookmarkEnd w:id="72"/>
-      <w:bookmarkEnd w:id="73"/>
-    </w:p>
-    <w:p/>
-    <w:p>
-      <w:pPr>
-        <w:pStyle w:val="Heading2"/>
-      </w:pPr>
-      <w:bookmarkStart w:id="74" w:name="_Toc102405012"/>
-      <w:bookmarkStart w:id="75" w:name="_Toc184174893"/>
-      <w:r>
-        <w:t>Exclusions</w:t>
-      </w:r>
-      <w:bookmarkEnd w:id="74"/>
-      <w:bookmarkEnd w:id="75"/>
-    </w:p>
-    <w:p>
-      <w:pPr>
-        <w:rPr>
-          <w:rFonts w:cstheme="minorHAnsi"/>
-        </w:rPr>
-      </w:pPr>
-      <w:r>
-        <w:rPr>
-          <w:rFonts w:cstheme="minorHAnsi"/>
-        </w:rPr>
-        <w:t xml:space="preserve">The following are excluded from the scope of Service of </w:t>
-      </w:r>
-      <w:r>
-        <w:rPr>
-          <w:rFonts w:cstheme="minorHAnsi"/>
-        </w:rPr>
-        <w:t>Smart Controls</w:t>
-      </w:r>
-      <w:r>
-        <w:rPr>
-          <w:rFonts w:cstheme="minorHAnsi"/>
-        </w:rPr>
-        <w:t xml:space="preserve"> unless, otherwise explicitly mentioned in this document.</w:t>
-      </w:r>
     </w:p>
     <w:p>
       <w:pPr>
@@ -14826,10 +17619,7 @@
         </w:rPr>
       </w:pPr>
       <w:r>
-        <w:rPr>
-          <w:rFonts w:cstheme="minorHAnsi"/>
-        </w:rPr>
-        <w:t>Materials and activities on field devices and equipment (e.g., PLCs modification). Or modification of existing equipment for any process automation.</w:t>
+        <w:t>Hardware mounting and network will be in place (Customer scope).</w:t>
       </w:r>
     </w:p>
     <w:p>
@@ -14845,10 +17635,382 @@
         </w:rPr>
       </w:pPr>
       <w:r>
+        <w:t>Server IT infrastructure will be in place with connectivity for all devices.</w:t>
+      </w:r>
+    </w:p>
+    <w:p>
+      <w:pPr>
+        <w:pStyle w:val="ListParagraph"/>
+        <w:numPr>
+          <w:ilvl w:val="0"/>
+          <w:numId w:val="39"/>
+        </w:numPr>
+        <w:spacing w:after="160" w:line="259" w:lineRule="auto"/>
+        <w:rPr>
+          <w:rFonts w:cstheme="minorHAnsi"/>
+        </w:rPr>
+      </w:pPr>
+      <w:r>
+        <w:t>ERP system is in place for raw material GRN, quality flow, reversal and inventory.</w:t>
+      </w:r>
+    </w:p>
+    <w:p>
+      <w:pPr>
+        <w:pStyle w:val="ListParagraph"/>
+        <w:numPr>
+          <w:ilvl w:val="0"/>
+          <w:numId w:val="39"/>
+        </w:numPr>
+        <w:spacing w:after="160" w:line="259" w:lineRule="auto"/>
+        <w:rPr>
+          <w:rFonts w:cstheme="minorHAnsi"/>
+        </w:rPr>
+      </w:pPr>
+      <w:r>
+        <w:t>Based on material validation status, each machine control system will have provision to prevent the machine from functioning when validation fails.</w:t>
+      </w:r>
+    </w:p>
+    <w:p>
+      <w:pPr>
+        <w:pStyle w:val="ListParagraph"/>
+        <w:numPr>
+          <w:ilvl w:val="0"/>
+          <w:numId w:val="39"/>
+        </w:numPr>
+        <w:spacing w:after="160" w:line="259" w:lineRule="auto"/>
+        <w:rPr>
+          <w:rFonts w:cstheme="minorHAnsi"/>
+        </w:rPr>
+      </w:pPr>
+      <w:r>
+        <w:t>Basic tags (production start/stop, running recipe/material code, plan ID, etc.) will be available in the PLC.</w:t>
+      </w:r>
+    </w:p>
+    <w:p>
+      <w:pPr>
+        <w:pStyle w:val="Heading2"/>
+      </w:pPr>
+      <w:bookmarkStart w:id="72" w:name="_Toc102405011"/>
+      <w:bookmarkStart w:id="73" w:name="_Toc184174892"/>
+      <w:r>
+        <w:t>Customer Support</w:t>
+      </w:r>
+      <w:bookmarkEnd w:id="72"/>
+      <w:bookmarkEnd w:id="73"/>
+    </w:p>
+    <w:p>
+      <w:pPr>
+        <w:pStyle w:val="ListParagraph"/>
+        <w:numPr>
+          <w:ilvl w:val="0"/>
+          <w:numId w:val="39"/>
+        </w:numPr>
+        <w:spacing w:after="160" w:line="259" w:lineRule="auto"/>
+        <w:rPr>
+          <w:rFonts w:cstheme="minorHAnsi"/>
+        </w:rPr>
+      </w:pPr>
+      <w:r>
+        <w:t>Physical access to systems needed for commissioning.</w:t>
+      </w:r>
+    </w:p>
+    <w:p>
+      <w:pPr>
+        <w:pStyle w:val="ListParagraph"/>
+        <w:numPr>
+          <w:ilvl w:val="0"/>
+          <w:numId w:val="39"/>
+        </w:numPr>
+        <w:spacing w:after="160" w:line="259" w:lineRule="auto"/>
+        <w:rPr>
+          <w:rFonts w:cstheme="minorHAnsi"/>
+        </w:rPr>
+      </w:pPr>
+      <w:r>
+        <w:t>Customer will provide all required network connectivity to machines, PLCs and servers.</w:t>
+      </w:r>
+    </w:p>
+    <w:p>
+      <w:pPr>
+        <w:pStyle w:val="ListParagraph"/>
+        <w:numPr>
+          <w:ilvl w:val="0"/>
+          <w:numId w:val="39"/>
+        </w:numPr>
+        <w:spacing w:after="160" w:line="259" w:lineRule="auto"/>
+        <w:rPr>
+          <w:rFonts w:cstheme="minorHAnsi"/>
+        </w:rPr>
+      </w:pPr>
+      <w:r>
+        <w:t>Customer will appoint a dedicated commissioning manager to coordinate on-site tasks and communication between Smart Controls, Customer and OEMs.</w:t>
+      </w:r>
+    </w:p>
+    <w:p>
+      <w:pPr>
+        <w:pStyle w:val="ListParagraph"/>
+        <w:numPr>
+          <w:ilvl w:val="0"/>
+          <w:numId w:val="39"/>
+        </w:numPr>
+        <w:spacing w:after="160" w:line="259" w:lineRule="auto"/>
+        <w:rPr>
+          <w:rFonts w:cstheme="minorHAnsi"/>
+        </w:rPr>
+      </w:pPr>
+      <w:r>
+        <w:t>Any modification required on ERP/PLC/OEM or other third-party software will be handled by Customer.</w:t>
+      </w:r>
+    </w:p>
+    <w:p>
+      <w:pPr>
+        <w:pStyle w:val="ListParagraph"/>
+        <w:numPr>
+          <w:ilvl w:val="0"/>
+          <w:numId w:val="39"/>
+        </w:numPr>
+        <w:spacing w:after="160" w:line="259" w:lineRule="auto"/>
+        <w:rPr>
+          <w:rFonts w:cstheme="minorHAnsi"/>
+        </w:rPr>
+      </w:pPr>
+      <w:r>
+        <w:t>Internet and MS Teams access will be made available to the Smart Controls team on-site.</w:t>
+      </w:r>
+    </w:p>
+    <w:p>
+      <w:pPr>
+        <w:pStyle w:val="ListParagraph"/>
+        <w:numPr>
+          <w:ilvl w:val="0"/>
+          <w:numId w:val="39"/>
+        </w:numPr>
+        <w:spacing w:after="160" w:line="259" w:lineRule="auto"/>
+        <w:rPr>
+          <w:rFonts w:cstheme="minorHAnsi"/>
+        </w:rPr>
+      </w:pPr>
+      <w:r>
+        <w:t>Customer will ensure availability of key personnel (key users, IT persons) as per the project plan.</w:t>
+      </w:r>
+    </w:p>
+    <w:p>
+      <w:pPr>
+        <w:pStyle w:val="ListParagraph"/>
+        <w:numPr>
+          <w:ilvl w:val="0"/>
+          <w:numId w:val="39"/>
+        </w:numPr>
+        <w:spacing w:after="160" w:line="259" w:lineRule="auto"/>
+        <w:rPr>
+          <w:rFonts w:cstheme="minorHAnsi"/>
+        </w:rPr>
+      </w:pPr>
+      <w:r>
+        <w:t>Customer will provide information on business processes, equipment, work procedures and plans required for delivery.</w:t>
+      </w:r>
+    </w:p>
+    <w:p>
+      <w:pPr>
+        <w:pStyle w:val="ListParagraph"/>
+        <w:numPr>
+          <w:ilvl w:val="0"/>
+          <w:numId w:val="39"/>
+        </w:numPr>
+        <w:spacing w:after="160" w:line="259" w:lineRule="auto"/>
+        <w:rPr>
+          <w:rFonts w:cstheme="minorHAnsi"/>
+        </w:rPr>
+      </w:pPr>
+      <w:r>
+        <w:t>Additional server compute (CPU, RAM, etc.) for new interfaces, based on Smart Controls' recommendation, to be provided by Customer.</w:t>
+      </w:r>
+    </w:p>
+    <w:p>
+      <w:pPr>
+        <w:pStyle w:val="ListParagraph"/>
+        <w:numPr>
+          <w:ilvl w:val="0"/>
+          <w:numId w:val="39"/>
+        </w:numPr>
+        <w:spacing w:after="160" w:line="259" w:lineRule="auto"/>
+        <w:rPr>
+          <w:rFonts w:cstheme="minorHAnsi"/>
+        </w:rPr>
+      </w:pPr>
+      <w:r>
+        <w:t>All inputs required for reports must be available in the PLC/DB/CSV.</w:t>
+      </w:r>
+    </w:p>
+    <w:p>
+      <w:pPr>
+        <w:pStyle w:val="ListParagraph"/>
+        <w:numPr>
+          <w:ilvl w:val="0"/>
+          <w:numId w:val="39"/>
+        </w:numPr>
+        <w:spacing w:after="160" w:line="259" w:lineRule="auto"/>
+        <w:rPr>
+          <w:rFonts w:cstheme="minorHAnsi"/>
+        </w:rPr>
+      </w:pPr>
+      <w:r>
+        <w:t>Lodging, boarding and local conveyance at site, and a separate work room for the project team, to be provided by Customer.</w:t>
+      </w:r>
+    </w:p>
+    <w:p>
+      <w:pPr>
+        <w:pStyle w:val="Heading2"/>
+      </w:pPr>
+      <w:bookmarkStart w:id="74" w:name="_Toc102405012"/>
+      <w:bookmarkStart w:id="75" w:name="_Toc184174893"/>
+      <w:r>
+        <w:t>Exclusions</w:t>
+      </w:r>
+      <w:bookmarkEnd w:id="74"/>
+      <w:bookmarkEnd w:id="75"/>
+    </w:p>
+    <w:p>
+      <w:pPr>
+        <w:rPr>
+          <w:rFonts w:cstheme="minorHAnsi"/>
+        </w:rPr>
+      </w:pPr>
+      <w:r>
+        <w:rPr>
+          <w:rFonts w:cstheme="minorHAnsi"/>
+        </w:rPr>
+        <w:t xml:space="preserve">The following are excluded from the scope of Service of </w:t>
+      </w:r>
+      <w:r>
+        <w:rPr>
+          <w:rFonts w:cstheme="minorHAnsi"/>
+        </w:rPr>
+        <w:t>Smart Controls</w:t>
+      </w:r>
+      <w:r>
+        <w:rPr>
+          <w:rFonts w:cstheme="minorHAnsi"/>
+        </w:rPr>
+        <w:t xml:space="preserve"> unless, otherwise explicitly mentioned in this document.</w:t>
+      </w:r>
+    </w:p>
+    <w:p>
+      <w:pPr>
+        <w:pStyle w:val="ListParagraph"/>
+        <w:numPr>
+          <w:ilvl w:val="0"/>
+          <w:numId w:val="39"/>
+        </w:numPr>
+        <w:spacing w:after="160" w:line="259" w:lineRule="auto"/>
+        <w:rPr>
+          <w:rFonts w:cstheme="minorHAnsi"/>
+        </w:rPr>
+      </w:pPr>
+      <w:r>
+        <w:rPr>
+          <w:rFonts w:cstheme="minorHAnsi"/>
+        </w:rPr>
+        <w:t>Materials and activities on field devices and equipment (e.g., PLCs modification). Or modification of existing equipment for any process automation.</w:t>
+      </w:r>
+    </w:p>
+    <w:p>
+      <w:pPr>
+        <w:pStyle w:val="ListParagraph"/>
+        <w:numPr>
+          <w:ilvl w:val="0"/>
+          <w:numId w:val="39"/>
+        </w:numPr>
+        <w:spacing w:after="160" w:line="259" w:lineRule="auto"/>
+        <w:rPr>
+          <w:rFonts w:cstheme="minorHAnsi"/>
+        </w:rPr>
+      </w:pPr>
+      <w:r>
         <w:rPr>
           <w:rFonts w:cstheme="minorHAnsi"/>
         </w:rPr>
         <w:t>Any hardware/supply/service item not explicitly mentioned in this document.</w:t>
+      </w:r>
+    </w:p>
+    <w:p>
+      <w:pPr>
+        <w:pStyle w:val="ListParagraph"/>
+        <w:numPr>
+          <w:ilvl w:val="0"/>
+          <w:numId w:val="39"/>
+        </w:numPr>
+        <w:spacing w:after="160" w:line="259" w:lineRule="auto"/>
+        <w:rPr>
+          <w:rFonts w:cstheme="minorHAnsi"/>
+        </w:rPr>
+      </w:pPr>
+      <w:r>
+        <w:t>Hardware and third-party software supply beyond what is explicitly listed in the Bill of Material.</w:t>
+      </w:r>
+    </w:p>
+    <w:p>
+      <w:pPr>
+        <w:pStyle w:val="ListParagraph"/>
+        <w:numPr>
+          <w:ilvl w:val="0"/>
+          <w:numId w:val="39"/>
+        </w:numPr>
+        <w:spacing w:after="160" w:line="259" w:lineRule="auto"/>
+        <w:rPr>
+          <w:rFonts w:cstheme="minorHAnsi"/>
+        </w:rPr>
+      </w:pPr>
+      <w:r>
+        <w:t>IT infrastructure and networking analysis.</w:t>
+      </w:r>
+    </w:p>
+    <w:p>
+      <w:pPr>
+        <w:pStyle w:val="ListParagraph"/>
+        <w:numPr>
+          <w:ilvl w:val="0"/>
+          <w:numId w:val="39"/>
+        </w:numPr>
+        <w:spacing w:after="160" w:line="259" w:lineRule="auto"/>
+        <w:rPr>
+          <w:rFonts w:cstheme="minorHAnsi"/>
+        </w:rPr>
+      </w:pPr>
+      <w:r>
+        <w:t>Migration of legacy data into MES.</w:t>
+      </w:r>
+    </w:p>
+    <w:p>
+      <w:pPr>
+        <w:pStyle w:val="ListParagraph"/>
+        <w:numPr>
+          <w:ilvl w:val="0"/>
+          <w:numId w:val="39"/>
+        </w:numPr>
+        <w:spacing w:after="160" w:line="259" w:lineRule="auto"/>
+        <w:rPr>
+          <w:rFonts w:cstheme="minorHAnsi"/>
+        </w:rPr>
+      </w:pPr>
+      <w:r>
+        <w:t>Providing or coordinating warranty support for hardware, DB, OS, Hypervisor, SCADA, PLC or any third-party software/application.</w:t>
+      </w:r>
+    </w:p>
+    <w:p>
+      <w:pPr>
+        <w:pStyle w:val="ListParagraph"/>
+        <w:numPr>
+          <w:ilvl w:val="0"/>
+          <w:numId w:val="39"/>
+        </w:numPr>
+        <w:spacing w:after="160" w:line="259" w:lineRule="auto"/>
+        <w:rPr>
+          <w:rFonts w:cstheme="minorHAnsi"/>
+        </w:rPr>
+      </w:pPr>
+      <w:r>
+        <w:t>Hardware mounting and network configuration.</w:t>
       </w:r>
     </w:p>
     <w:p/>

--- a/R4_CustomerName_Location_ProjectTitle_OfferNo_Technical Offer_Revision.docx
+++ b/R4_CustomerName_Location_ProjectTitle_OfferNo_Technical Offer_Revision.docx
@@ -7522,402 +7522,49 @@
           <w:sz w:val="22"/>
           <w:szCs w:val="22"/>
         </w:rPr>
-        <w:t xml:space="preserve">The proposed solution is deployed as a layered architecture in which the MES application sits between the plant control layer and the enterprise layer, and communicates with each through defined interfaces. The layers and their role in the solution are summarised below.</w:t>
-      </w:r>
-    </w:p>
-    <w:tbl>
-      <w:tblPr>
-        <w:tblStyle w:val="SCILCorporateTable10"/>
-        <w:tblW w:w="9439" w:type="dxa"/>
-        <w:tblLayout w:type="fixed"/>
-        <w:tblLook w:val="04A0" w:firstRow="1" w:lastRow="0" w:firstColumn="1" w:lastColumn="0" w:noHBand="0" w:noVBand="1"/>
-      </w:tblPr>
-      <w:tblGrid>
-        <w:gridCol w:w="1985"/>
-        <w:gridCol w:w="3119"/>
-        <w:gridCol w:w="4335"/>
-      </w:tblGrid>
-      <w:tr>
-        <w:trPr>
-          <w:cnfStyle w:val="100000000000" w:firstRow="1" w:lastRow="0" w:firstColumn="0" w:lastColumn="0" w:oddVBand="0" w:evenVBand="0" w:oddHBand="0" w:evenHBand="0" w:firstRowFirstColumn="0" w:firstRowLastColumn="0" w:lastRowFirstColumn="0" w:lastRowLastColumn="0"/>
-          <w:tblHeader/>
-        </w:trPr>
-        <w:tc>
-          <w:tcPr>
-            <w:tcW w:w="1985" w:type="dxa"/>
-          </w:tcPr>
-          <w:p>
-            <w:pPr>
-              <w:pStyle w:val="TableHeading"/>
-              <w:rPr>
-                <w:rFonts w:asciiTheme="minorHAnsi" w:hAnsiTheme="minorHAnsi" w:cstheme="minorHAnsi"/>
-                <w:sz w:val="22"/>
-                <w:szCs w:val="22"/>
-              </w:rPr>
-            </w:pPr>
-            <w:r>
-              <w:rPr>
-                <w:rFonts w:asciiTheme="minorHAnsi" w:hAnsiTheme="minorHAnsi" w:cstheme="minorHAnsi"/>
-                <w:sz w:val="22"/>
-                <w:szCs w:val="22"/>
-              </w:rPr>
-              <w:t xml:space="preserve">Layer</w:t>
-            </w:r>
-          </w:p>
-        </w:tc>
-        <w:tc>
-          <w:tcPr>
-            <w:tcW w:w="3119" w:type="dxa"/>
-          </w:tcPr>
-          <w:p>
-            <w:pPr>
-              <w:pStyle w:val="TableHeading"/>
-              <w:rPr>
-                <w:rFonts w:asciiTheme="minorHAnsi" w:hAnsiTheme="minorHAnsi" w:cstheme="minorHAnsi"/>
-                <w:sz w:val="22"/>
-                <w:szCs w:val="22"/>
-              </w:rPr>
-            </w:pPr>
-            <w:r>
-              <w:rPr>
-                <w:rFonts w:asciiTheme="minorHAnsi" w:hAnsiTheme="minorHAnsi" w:cstheme="minorHAnsi"/>
-                <w:sz w:val="22"/>
-                <w:szCs w:val="22"/>
-              </w:rPr>
-              <w:t xml:space="preserve">Elements</w:t>
-            </w:r>
-          </w:p>
-        </w:tc>
-        <w:tc>
-          <w:tcPr>
-            <w:tcW w:w="4335" w:type="dxa"/>
-          </w:tcPr>
-          <w:p>
-            <w:pPr>
-              <w:pStyle w:val="TableHeading"/>
-              <w:rPr>
-                <w:rFonts w:asciiTheme="minorHAnsi" w:hAnsiTheme="minorHAnsi" w:cstheme="minorHAnsi"/>
-                <w:sz w:val="22"/>
-                <w:szCs w:val="22"/>
-              </w:rPr>
-            </w:pPr>
-            <w:r>
-              <w:rPr>
-                <w:rFonts w:asciiTheme="minorHAnsi" w:hAnsiTheme="minorHAnsi" w:cstheme="minorHAnsi"/>
-                <w:sz w:val="22"/>
-                <w:szCs w:val="22"/>
-              </w:rPr>
-              <w:t xml:space="preserve">Role in the solution</w:t>
-            </w:r>
-          </w:p>
-        </w:tc>
-      </w:tr>
-      <w:tr>
-        <w:tc>
-          <w:tcPr>
-            <w:tcW w:w="1985" w:type="dxa"/>
-          </w:tcPr>
-          <w:p>
-            <w:pPr>
-              <w:pStyle w:val="TableText"/>
-              <w:rPr>
-                <w:rFonts w:asciiTheme="minorHAnsi" w:hAnsiTheme="minorHAnsi" w:cstheme="minorHAnsi"/>
-                <w:sz w:val="22"/>
-                <w:szCs w:val="22"/>
-              </w:rPr>
-            </w:pPr>
-            <w:r>
-              <w:rPr>
-                <w:rFonts w:asciiTheme="minorHAnsi" w:hAnsiTheme="minorHAnsi" w:cstheme="minorHAnsi"/>
-                <w:sz w:val="22"/>
-                <w:szCs w:val="22"/>
-              </w:rPr>
-              <w:t xml:space="preserve">Enterprise Layer</w:t>
-            </w:r>
-          </w:p>
-        </w:tc>
-        <w:tc>
-          <w:tcPr>
-            <w:tcW w:w="3119" w:type="dxa"/>
-          </w:tcPr>
-          <w:p>
-            <w:pPr>
-              <w:pStyle w:val="TableText"/>
-              <w:rPr>
-                <w:rFonts w:asciiTheme="minorHAnsi" w:hAnsiTheme="minorHAnsi" w:cstheme="minorHAnsi"/>
-                <w:sz w:val="22"/>
-                <w:szCs w:val="22"/>
-              </w:rPr>
-            </w:pPr>
-            <w:r>
-              <w:rPr>
-                <w:rFonts w:asciiTheme="minorHAnsi" w:hAnsiTheme="minorHAnsi" w:cstheme="minorHAnsi"/>
-                <w:sz w:val="22"/>
-                <w:szCs w:val="22"/>
-              </w:rPr>
-              <w:t xml:space="preserve">Oracle ERP</w:t>
-            </w:r>
-          </w:p>
-        </w:tc>
-        <w:tc>
-          <w:tcPr>
-            <w:tcW w:w="4335" w:type="dxa"/>
-          </w:tcPr>
-          <w:p>
-            <w:pPr>
-              <w:pStyle w:val="TableText"/>
-              <w:rPr>
-                <w:rFonts w:asciiTheme="minorHAnsi" w:hAnsiTheme="minorHAnsi" w:cstheme="minorHAnsi"/>
-                <w:sz w:val="22"/>
-                <w:szCs w:val="22"/>
-              </w:rPr>
-            </w:pPr>
-            <w:r>
-              <w:rPr>
-                <w:rFonts w:asciiTheme="minorHAnsi" w:hAnsiTheme="minorHAnsi" w:cstheme="minorHAnsi"/>
-                <w:sz w:val="22"/>
-                <w:szCs w:val="22"/>
-              </w:rPr>
-              <w:t xml:space="preserve">System of record for material master data and material movement requisitions; receives consumption and production confirmation from MES.</w:t>
-            </w:r>
-          </w:p>
-        </w:tc>
-      </w:tr>
-      <w:tr>
-        <w:tc>
-          <w:tcPr>
-            <w:tcW w:w="1985" w:type="dxa"/>
-          </w:tcPr>
-          <w:p>
-            <w:pPr>
-              <w:pStyle w:val="TableText"/>
-              <w:rPr>
-                <w:rFonts w:asciiTheme="minorHAnsi" w:hAnsiTheme="minorHAnsi" w:cstheme="minorHAnsi"/>
-                <w:sz w:val="22"/>
-                <w:szCs w:val="22"/>
-              </w:rPr>
-            </w:pPr>
-            <w:r>
-              <w:rPr>
-                <w:rFonts w:asciiTheme="minorHAnsi" w:hAnsiTheme="minorHAnsi" w:cstheme="minorHAnsi"/>
-                <w:sz w:val="22"/>
-                <w:szCs w:val="22"/>
-              </w:rPr>
-              <w:t xml:space="preserve">Application Layer</w:t>
-            </w:r>
-          </w:p>
-        </w:tc>
-        <w:tc>
-          <w:tcPr>
-            <w:tcW w:w="3119" w:type="dxa"/>
-          </w:tcPr>
-          <w:p>
-            <w:pPr>
-              <w:pStyle w:val="TableText"/>
-              <w:rPr>
-                <w:rFonts w:asciiTheme="minorHAnsi" w:hAnsiTheme="minorHAnsi" w:cstheme="minorHAnsi"/>
-                <w:sz w:val="22"/>
-                <w:szCs w:val="22"/>
-              </w:rPr>
-            </w:pPr>
-            <w:r>
-              <w:rPr>
-                <w:rFonts w:asciiTheme="minorHAnsi" w:hAnsiTheme="minorHAnsi" w:cstheme="minorHAnsi"/>
-                <w:sz w:val="22"/>
-                <w:szCs w:val="22"/>
-              </w:rPr>
-              <w:t xml:space="preserve">MES application server, database server, QA environment</w:t>
-            </w:r>
-          </w:p>
-        </w:tc>
-        <w:tc>
-          <w:tcPr>
-            <w:tcW w:w="4335" w:type="dxa"/>
-          </w:tcPr>
-          <w:p>
-            <w:pPr>
-              <w:pStyle w:val="TableText"/>
-              <w:rPr>
-                <w:rFonts w:asciiTheme="minorHAnsi" w:hAnsiTheme="minorHAnsi" w:cstheme="minorHAnsi"/>
-                <w:sz w:val="22"/>
-                <w:szCs w:val="22"/>
-              </w:rPr>
-            </w:pPr>
-            <w:r>
-              <w:rPr>
-                <w:rFonts w:asciiTheme="minorHAnsi" w:hAnsiTheme="minorHAnsi" w:cstheme="minorHAnsi"/>
-                <w:sz w:val="22"/>
-                <w:szCs w:val="22"/>
-              </w:rPr>
-              <w:t xml:space="preserve">Item and BOM management, material validation, traceability and genealogy, reporting and dashboards.</w:t>
-            </w:r>
-          </w:p>
-        </w:tc>
-      </w:tr>
-      <w:tr>
-        <w:tc>
-          <w:tcPr>
-            <w:tcW w:w="1985" w:type="dxa"/>
-          </w:tcPr>
-          <w:p>
-            <w:pPr>
-              <w:pStyle w:val="TableText"/>
-              <w:rPr>
-                <w:rFonts w:asciiTheme="minorHAnsi" w:hAnsiTheme="minorHAnsi" w:cstheme="minorHAnsi"/>
-                <w:sz w:val="22"/>
-                <w:szCs w:val="22"/>
-              </w:rPr>
-            </w:pPr>
-            <w:r>
-              <w:rPr>
-                <w:rFonts w:asciiTheme="minorHAnsi" w:hAnsiTheme="minorHAnsi" w:cstheme="minorHAnsi"/>
-                <w:sz w:val="22"/>
-                <w:szCs w:val="22"/>
-              </w:rPr>
-              <w:t xml:space="preserve">Control Layer</w:t>
-            </w:r>
-          </w:p>
-        </w:tc>
-        <w:tc>
-          <w:tcPr>
-            <w:tcW w:w="3119" w:type="dxa"/>
-          </w:tcPr>
-          <w:p>
-            <w:pPr>
-              <w:pStyle w:val="TableText"/>
-              <w:rPr>
-                <w:rFonts w:asciiTheme="minorHAnsi" w:hAnsiTheme="minorHAnsi" w:cstheme="minorHAnsi"/>
-                <w:sz w:val="22"/>
-                <w:szCs w:val="22"/>
-              </w:rPr>
-            </w:pPr>
-            <w:r>
-              <w:rPr>
-                <w:rFonts w:asciiTheme="minorHAnsi" w:hAnsiTheme="minorHAnsi" w:cstheme="minorHAnsi"/>
-                <w:sz w:val="22"/>
-                <w:szCs w:val="22"/>
-              </w:rPr>
-              <w:t xml:space="preserve">Machine PLCs; WinCC SCADA (Auto Chemical); mixer SCADA</w:t>
-            </w:r>
-          </w:p>
-        </w:tc>
-        <w:tc>
-          <w:tcPr>
-            <w:tcW w:w="4335" w:type="dxa"/>
-          </w:tcPr>
-          <w:p>
-            <w:pPr>
-              <w:pStyle w:val="TableText"/>
-              <w:rPr>
-                <w:rFonts w:asciiTheme="minorHAnsi" w:hAnsiTheme="minorHAnsi" w:cstheme="minorHAnsi"/>
-                <w:sz w:val="22"/>
-                <w:szCs w:val="22"/>
-              </w:rPr>
-            </w:pPr>
-            <w:r>
-              <w:rPr>
-                <w:rFonts w:asciiTheme="minorHAnsi" w:hAnsiTheme="minorHAnsi" w:cstheme="minorHAnsi"/>
-                <w:sz w:val="22"/>
-                <w:szCs w:val="22"/>
-              </w:rPr>
-              <w:t xml:space="preserve">Supplies plan, recipe, batch and consumption signals to MES and receives interlock commands such as bin locking and oil door release.</w:t>
-            </w:r>
-          </w:p>
-        </w:tc>
-      </w:tr>
-      <w:tr>
-        <w:tc>
-          <w:tcPr>
-            <w:tcW w:w="1985" w:type="dxa"/>
-          </w:tcPr>
-          <w:p>
-            <w:pPr>
-              <w:pStyle w:val="TableText"/>
-              <w:rPr>
-                <w:rFonts w:asciiTheme="minorHAnsi" w:hAnsiTheme="minorHAnsi" w:cstheme="minorHAnsi"/>
-                <w:sz w:val="22"/>
-                <w:szCs w:val="22"/>
-              </w:rPr>
-            </w:pPr>
-            <w:r>
-              <w:rPr>
-                <w:rFonts w:asciiTheme="minorHAnsi" w:hAnsiTheme="minorHAnsi" w:cstheme="minorHAnsi"/>
-                <w:sz w:val="22"/>
-                <w:szCs w:val="22"/>
-              </w:rPr>
-              <w:t xml:space="preserve">Field Layer</w:t>
-            </w:r>
-          </w:p>
-        </w:tc>
-        <w:tc>
-          <w:tcPr>
-            <w:tcW w:w="3119" w:type="dxa"/>
-          </w:tcPr>
-          <w:p>
-            <w:pPr>
-              <w:pStyle w:val="TableText"/>
-              <w:rPr>
-                <w:rFonts w:asciiTheme="minorHAnsi" w:hAnsiTheme="minorHAnsi" w:cstheme="minorHAnsi"/>
-                <w:sz w:val="22"/>
-                <w:szCs w:val="22"/>
-              </w:rPr>
-            </w:pPr>
-            <w:r>
-              <w:rPr>
-                <w:rFonts w:asciiTheme="minorHAnsi" w:hAnsiTheme="minorHAnsi" w:cstheme="minorHAnsi"/>
-                <w:sz w:val="22"/>
-                <w:szCs w:val="22"/>
-              </w:rPr>
-              <w:t xml:space="preserve">HMIs, BT scanners, Wi-Fi mobile scanners, stack lights, label printers, metallic QR tags</w:t>
-            </w:r>
-          </w:p>
-        </w:tc>
-        <w:tc>
-          <w:tcPr>
-            <w:tcW w:w="4335" w:type="dxa"/>
-          </w:tcPr>
-          <w:p>
-            <w:pPr>
-              <w:pStyle w:val="TableText"/>
-              <w:rPr>
-                <w:rFonts w:asciiTheme="minorHAnsi" w:hAnsiTheme="minorHAnsi" w:cstheme="minorHAnsi"/>
-                <w:sz w:val="22"/>
-                <w:szCs w:val="22"/>
-              </w:rPr>
-            </w:pPr>
-            <w:r>
-              <w:rPr>
-                <w:rFonts w:asciiTheme="minorHAnsi" w:hAnsiTheme="minorHAnsi" w:cstheme="minorHAnsi"/>
-                <w:sz w:val="22"/>
-                <w:szCs w:val="22"/>
-              </w:rPr>
-              <w:t xml:space="preserve">Operator guidance and confirmation, lot scanning, visual pass/fail feedback and label printing at the point of use.</w:t>
-            </w:r>
-          </w:p>
-        </w:tc>
-      </w:tr>
-    </w:tbl>
-    <w:p>
-      <w:pPr>
-        <w:spacing w:after="0"/>
-      </w:pPr>
+        <w:t xml:space="preserve">Smart MES is deployed as a three tier architecture, shown below, connecting the shop floor machines to the MOM server through an IT/OT integration layer, and exposing the resulting data to MOM clients and to third party applications.</w:t>
+      </w:r>
     </w:p>
     <w:p>
       <w:pPr>
-        <w:spacing w:after="120"/>
-        <w:rPr>
-          <w:rFonts w:asciiTheme="minorHAnsi" w:hAnsiTheme="minorHAnsi" w:cstheme="minorHAnsi"/>
-          <w:sz w:val="22"/>
-          <w:szCs w:val="22"/>
-        </w:rPr>
-      </w:pPr>
-      <w:r>
-        <w:rPr>
-          <w:rFonts w:asciiTheme="minorHAnsi" w:hAnsiTheme="minorHAnsi" w:cstheme="minorHAnsi"/>
-          <w:sz w:val="22"/>
-          <w:szCs w:val="22"/>
-        </w:rPr>
-        <w:t xml:space="preserve">At the enterprise layer, Oracle ERP remains the system of record for material master data and material movement requisitions. MES fetches this data at defined intervals and returns consumption and production confirmations. Any change or customisation required within ERP to support these interfaces remains in Customer scope.</w:t>
+        <w:spacing w:before="120" w:after="120"/>
+        <w:jc w:val="center"/>
+      </w:pPr>
+      <w:r>
+        <w:drawing>
+          <wp:inline distT="0" distB="0" distL="0" distR="0">
+            <wp:extent cx="5852160" cy="2617378"/>
+            <wp:docPr id="901" name="arch_diagram"/>
+            <wp:cNvGraphicFramePr>
+              <a:graphicFrameLocks xmlns:a="http://schemas.openxmlformats.org/drawingml/2006/main" noChangeAspect="1"/>
+            </wp:cNvGraphicFramePr>
+            <a:graphic xmlns:a="http://schemas.openxmlformats.org/drawingml/2006/main">
+              <a:graphicData uri="http://schemas.openxmlformats.org/drawingml/2006/picture">
+                <pic:pic xmlns:pic="http://schemas.openxmlformats.org/drawingml/2006/picture">
+                  <pic:nvPicPr>
+                    <pic:cNvPr id="901" name="arch_diagram"/>
+                    <pic:cNvPicPr/>
+                  </pic:nvPicPr>
+                  <pic:blipFill>
+                    <a:blip r:embed="rId24"/>
+                    <a:stretch>
+                      <a:fillRect/>
+                    </a:stretch>
+                  </pic:blipFill>
+                  <pic:spPr>
+                    <a:xfrm>
+                      <a:off x="0" y="0"/>
+                      <a:ext cx="5852160" cy="2617378"/>
+                    </a:xfrm>
+                    <a:prstGeom prst="rect">
+                      <a:avLst/>
+                    </a:prstGeom>
+                  </pic:spPr>
+                </pic:pic>
+              </a:graphicData>
+            </a:graphic>
+          </wp:inline>
+        </w:drawing>
       </w:r>
     </w:p>
     <w:p>
@@ -7935,7 +7582,7 @@
           <w:sz w:val="22"/>
           <w:szCs w:val="22"/>
         </w:rPr>
-        <w:t xml:space="preserve">At the application layer, the MES application server hosts the item and BOM management, validation, traceability and reporting modules, with a dedicated database server holding master, transactional and genealogy data. A separate QA environment mirrors production for testing and acceptance.</w:t>
+        <w:t xml:space="preserve">At the MOM Server tier, Smart MES holds the application logic and reads and writes the MES Database and MES Datawarehouse; Smart Reports serves dashboards and reports off the same data.</w:t>
       </w:r>
     </w:p>
     <w:p>
@@ -7953,7 +7600,7 @@
           <w:sz w:val="22"/>
           <w:szCs w:val="22"/>
         </w:rPr>
-        <w:t xml:space="preserve">At the control layer, MES interfaces with the machine PLCs, and with WinCC SCADA in the Auto Chemical area, to receive plan, recipe, batch and consumption signals, and to drive interlocks such as feeder bin locking and oil door release. Where a machine does not expose the required signals, MES falls back to operator confirmation at the HMI and to BOM based consumption logging.</w:t>
+        <w:t xml:space="preserve">At the IT/OT Integration tier, Smart Integrator brokers data between Smart MES and the plant floor, and the OPC Server provides a standard interface to the machine control systems. Smart Integrator also connects outward to the ERP and to third party applications such as AGV and ASRS through defined interfaces.</w:t>
       </w:r>
     </w:p>
     <w:p>
@@ -7971,7 +7618,7 @@
           <w:sz w:val="22"/>
           <w:szCs w:val="22"/>
         </w:rPr>
-        <w:t xml:space="preserve">At the field layer, operators interact with the system through HMIs, Bluetooth and Wi-Fi QR scanners, stack lights and label printers positioned as per the Bill Of Material. Feeders, bins and trolleys are identified by metallic QR tags.</w:t>
+        <w:t xml:space="preserve">At the Machines tier, machines with an OEM SCADA are read through that SCADA and, where present, directly through their PLC; machines without an OEM SCADA are read directly through their PLC via the OPC Server. Auto Chemical is read through its WinCC SCADA in this manner; all other areas connect through PLC.</w:t>
       </w:r>
     </w:p>
     <w:p>
@@ -7989,7 +7636,25 @@
           <w:sz w:val="22"/>
           <w:szCs w:val="22"/>
         </w:rPr>
-        <w:t xml:space="preserve">The detailed solution architecture diagram, including the final interface list, will be prepared during the Functional Design Session and issued as part of the FDS and ICD.</w:t>
+        <w:t xml:space="preserve">MOM Clients, namely PC/IPC, PDA/Scanner and Printer devices, connect to Smart MES for operator interaction, scanning and label printing at each station listed under Machine Details.</w:t>
+      </w:r>
+    </w:p>
+    <w:p>
+      <w:pPr>
+        <w:spacing w:after="120"/>
+        <w:rPr>
+          <w:rFonts w:asciiTheme="minorHAnsi" w:hAnsiTheme="minorHAnsi" w:cstheme="minorHAnsi"/>
+          <w:sz w:val="22"/>
+          <w:szCs w:val="22"/>
+        </w:rPr>
+      </w:pPr>
+      <w:r>
+        <w:rPr>
+          <w:rFonts w:asciiTheme="minorHAnsi" w:hAnsiTheme="minorHAnsi" w:cstheme="minorHAnsi"/>
+          <w:sz w:val="22"/>
+          <w:szCs w:val="22"/>
+        </w:rPr>
+        <w:t xml:space="preserve">This architecture and the final interface list will be confirmed during the Functional Design Session and issued as part of the FDS and ICD.</w:t>
       </w:r>
     </w:p>
     <w:p/>
